--- a/wwwroot/DocxModel/Mango_WET/Mango_WET_Dimensional Change.docx
+++ b/wwwroot/DocxModel/Mango_WET/Mango_WET_Dimensional Change.docx
@@ -1,6 +1,6 @@
 
 <file path=word/document.xml><?xml version="1.0" encoding="utf-8"?>
-<w:document xmlns:wpc="http://schemas.microsoft.com/office/word/2010/wordprocessingCanvas" xmlns:cx="http://schemas.microsoft.com/office/drawing/2014/chartex" xmlns:cx1="http://schemas.microsoft.com/office/drawing/2015/9/8/chartex" xmlns:cx2="http://schemas.microsoft.com/office/drawing/2015/10/21/chartex" xmlns:cx3="http://schemas.microsoft.com/office/drawing/2016/5/9/chartex" xmlns:cx4="http://schemas.microsoft.com/office/drawing/2016/5/10/chartex" xmlns:cx5="http://schemas.microsoft.com/office/drawing/2016/5/11/chartex" xmlns:cx6="http://schemas.microsoft.com/office/drawing/2016/5/12/chartex" xmlns:cx7="http://schemas.microsoft.com/office/drawing/2016/5/13/chartex" xmlns:cx8="http://schemas.microsoft.com/office/drawing/2016/5/14/chartex" xmlns:mc="http://schemas.openxmlformats.org/markup-compatibility/2006" xmlns:aink="http://schemas.microsoft.com/office/drawing/2016/ink" xmlns:am3d="http://schemas.microsoft.com/office/drawing/2017/model3d" xmlns:o="urn:schemas-microsoft-com:office:office" xmlns:oel="http://schemas.microsoft.com/office/2019/extlst" xmlns:r="http://schemas.openxmlformats.org/officeDocument/2006/relationships" xmlns:m="http://schemas.openxmlformats.org/officeDocument/2006/math" xmlns:v="urn:schemas-microsoft-com:vml" xmlns:wp14="http://schemas.microsoft.com/office/word/2010/wordprocessingDrawing" xmlns:wp="http://schemas.openxmlformats.org/drawingml/2006/wordprocessingDrawing" xmlns:w10="urn:schemas-microsoft-com:office:word" xmlns:w="http://schemas.openxmlformats.org/wordprocessingml/2006/main" xmlns:w14="http://schemas.microsoft.com/office/word/2010/wordml" xmlns:w15="http://schemas.microsoft.com/office/word/2012/wordml" xmlns:w16cei="http://schemas.microsoft.com/office/word/2026/wordml/cei" xmlns:w16cex="http://schemas.microsoft.com/office/word/2018/wordml/cex" xmlns:w16cid="http://schemas.microsoft.com/office/word/2016/wordml/cid" xmlns:w16="http://schemas.microsoft.com/office/word/2018/wordml" xmlns:w16du="http://schemas.microsoft.com/office/word/2023/wordml/word16du" xmlns:w16sdtdh="http://schemas.microsoft.com/office/word/2020/wordml/sdtdatahash" xmlns:w16sdtfl="http://schemas.microsoft.com/office/word/2024/wordml/sdtformatlock" xmlns:w16se="http://schemas.microsoft.com/office/word/2015/wordml/symex" xmlns:wpg="http://schemas.microsoft.com/office/word/2010/wordprocessingGroup" xmlns:wpi="http://schemas.microsoft.com/office/word/2010/wordprocessingInk" xmlns:wne="http://schemas.microsoft.com/office/word/2006/wordml" xmlns:wps="http://schemas.microsoft.com/office/word/2010/wordprocessingShape" mc:Ignorable="w14 w15 w16se w16cid w16 w16cex w16sdtdh w16sdtfl w16du wp14">
+<w:document xmlns:wpc="http://schemas.microsoft.com/office/word/2010/wordprocessingCanvas" xmlns:cx="http://schemas.microsoft.com/office/drawing/2014/chartex" xmlns:cx1="http://schemas.microsoft.com/office/drawing/2015/9/8/chartex" xmlns:cx2="http://schemas.microsoft.com/office/drawing/2015/10/21/chartex" xmlns:cx3="http://schemas.microsoft.com/office/drawing/2016/5/9/chartex" xmlns:cx4="http://schemas.microsoft.com/office/drawing/2016/5/10/chartex" xmlns:cx5="http://schemas.microsoft.com/office/drawing/2016/5/11/chartex" xmlns:cx6="http://schemas.microsoft.com/office/drawing/2016/5/12/chartex" xmlns:cx7="http://schemas.microsoft.com/office/drawing/2016/5/13/chartex" xmlns:cx8="http://schemas.microsoft.com/office/drawing/2016/5/14/chartex" xmlns:mc="http://schemas.openxmlformats.org/markup-compatibility/2006" xmlns:aink="http://schemas.microsoft.com/office/drawing/2016/ink" xmlns:am3d="http://schemas.microsoft.com/office/drawing/2017/model3d" xmlns:o="urn:schemas-microsoft-com:office:office" xmlns:oel="http://schemas.microsoft.com/office/2019/extlst" xmlns:r="http://schemas.openxmlformats.org/officeDocument/2006/relationships" xmlns:m="http://schemas.openxmlformats.org/officeDocument/2006/math" xmlns:v="urn:schemas-microsoft-com:vml" xmlns:wp14="http://schemas.microsoft.com/office/word/2010/wordprocessingDrawing" xmlns:wp="http://schemas.openxmlformats.org/drawingml/2006/wordprocessingDrawing" xmlns:w10="urn:schemas-microsoft-com:office:word" xmlns:w="http://schemas.openxmlformats.org/wordprocessingml/2006/main" xmlns:w14="http://schemas.microsoft.com/office/word/2010/wordml" xmlns:w15="http://schemas.microsoft.com/office/word/2012/wordml" xmlns:w16cex="http://schemas.microsoft.com/office/word/2018/wordml/cex" xmlns:w16cid="http://schemas.microsoft.com/office/word/2016/wordml/cid" xmlns:w16="http://schemas.microsoft.com/office/word/2018/wordml" xmlns:w16du="http://schemas.microsoft.com/office/word/2023/wordml/word16du" xmlns:w16sdtdh="http://schemas.microsoft.com/office/word/2020/wordml/sdtdatahash" xmlns:w16sdtfl="http://schemas.microsoft.com/office/word/2024/wordml/sdtformatlock" xmlns:w16se="http://schemas.microsoft.com/office/word/2015/wordml/symex" xmlns:wpg="http://schemas.microsoft.com/office/word/2010/wordprocessingGroup" xmlns:wpi="http://schemas.microsoft.com/office/word/2010/wordprocessingInk" xmlns:wne="http://schemas.microsoft.com/office/word/2006/wordml" xmlns:wps="http://schemas.microsoft.com/office/word/2010/wordprocessingShape" mc:Ignorable="w14 w15 w16se w16cid w16 w16cex w16sdtdh w16sdtfl w16du wp14">
   <w:body>
     <w:p>
       <w:pPr>
@@ -90,8 +90,8 @@
                 <w:u w:val="single"/>
               </w:rPr>
             </w:pPr>
-            <w:bookmarkStart w:id="2" w:name="Methods"/>
-            <w:bookmarkEnd w:id="2"/>
+            <w:bookmarkStart w:id="0" w:name="ReportNumber"/>
+            <w:bookmarkEnd w:id="0"/>
           </w:p>
         </w:tc>
       </w:tr>
@@ -162,16 +162,6 @@
                 <w:u w:val="single"/>
               </w:rPr>
             </w:pPr>
-            <w:bookmarkStart w:id="3" w:name="GSMTrail1"/>
-            <w:bookmarkStart w:id="4" w:name="RateTrail1"/>
-            <w:bookmarkStart w:id="5" w:name="GSMTrail2"/>
-            <w:bookmarkStart w:id="6" w:name="RateTrail2"/>
-            <w:bookmarkStart w:id="7" w:name="Rate"/>
-            <w:bookmarkEnd w:id="3"/>
-            <w:bookmarkEnd w:id="4"/>
-            <w:bookmarkEnd w:id="5"/>
-            <w:bookmarkEnd w:id="6"/>
-            <w:bookmarkEnd w:id="7"/>
             <w:r>
               <w:rPr>
                 <w:rFonts w:ascii="Arial" w:hAnsi="Arial" w:cs="Arial" w:hint="eastAsia"/>
@@ -257,6 +247,8 @@
                 <w:u w:val="single"/>
               </w:rPr>
             </w:pPr>
+            <w:bookmarkStart w:id="1" w:name="TestMethod"/>
+            <w:bookmarkEnd w:id="1"/>
           </w:p>
         </w:tc>
       </w:tr>
@@ -294,6 +286,8 @@
                 <w:u w:val="single"/>
               </w:rPr>
             </w:pPr>
+            <w:bookmarkStart w:id="2" w:name="TestCondition"/>
+            <w:bookmarkEnd w:id="2"/>
           </w:p>
         </w:tc>
       </w:tr>
@@ -352,8 +346,6 @@
           <w:szCs w:val="18"/>
         </w:rPr>
       </w:pPr>
-      <w:bookmarkStart w:id="8" w:name="Description6"/>
-      <w:bookmarkEnd w:id="8"/>
     </w:p>
     <w:tbl>
       <w:tblPr>
@@ -424,6 +416,8 @@
                 <w:rFonts w:ascii="Arial" w:hAnsi="Arial" w:cs="Arial"/>
               </w:rPr>
             </w:pPr>
+            <w:bookmarkStart w:id="3" w:name="Sample_result_1"/>
+            <w:bookmarkEnd w:id="3"/>
           </w:p>
         </w:tc>
         <w:tc>
@@ -445,6 +439,8 @@
                 <w:rFonts w:ascii="Arial" w:hAnsi="Arial" w:cs="Arial"/>
               </w:rPr>
             </w:pPr>
+            <w:bookmarkStart w:id="4" w:name="Sample_result_2"/>
+            <w:bookmarkEnd w:id="4"/>
           </w:p>
         </w:tc>
         <w:tc>
@@ -466,6 +462,8 @@
                 <w:rFonts w:ascii="Arial" w:hAnsi="Arial" w:cs="Arial"/>
               </w:rPr>
             </w:pPr>
+            <w:bookmarkStart w:id="5" w:name="Sample_result_3"/>
+            <w:bookmarkEnd w:id="5"/>
           </w:p>
         </w:tc>
         <w:tc>
@@ -487,6 +485,8 @@
                 <w:rFonts w:ascii="Arial" w:hAnsi="Arial" w:cs="Arial"/>
               </w:rPr>
             </w:pPr>
+            <w:bookmarkStart w:id="6" w:name="Sample_result_4"/>
+            <w:bookmarkEnd w:id="6"/>
           </w:p>
         </w:tc>
       </w:tr>
@@ -811,7 +811,7 @@
             <w:pPr>
               <w:spacing w:after="0" w:line="240" w:lineRule="auto"/>
               <w:rPr>
-                <w:rFonts w:ascii="Arial" w:hAnsi="Arial" w:cs="Arial"/>
+                <w:rFonts w:ascii="Arial" w:hAnsi="Arial" w:cs="Arial" w:hint="eastAsia"/>
               </w:rPr>
             </w:pPr>
             <w:r>
@@ -820,6 +820,14 @@
               </w:rPr>
               <w:t>Sample:</w:t>
             </w:r>
+            <w:r>
+              <w:rPr>
+                <w:rFonts w:ascii="Arial" w:hAnsi="Arial" w:cs="Arial" w:hint="eastAsia"/>
+              </w:rPr>
+              <w:t xml:space="preserve">  </w:t>
+            </w:r>
+            <w:bookmarkStart w:id="7" w:name="Sample_data_1"/>
+            <w:bookmarkEnd w:id="7"/>
           </w:p>
         </w:tc>
         <w:tc>
@@ -835,7 +843,7 @@
             <w:pPr>
               <w:spacing w:after="0" w:line="240" w:lineRule="auto"/>
               <w:rPr>
-                <w:rFonts w:ascii="Arial" w:hAnsi="Arial" w:cs="Arial"/>
+                <w:rFonts w:ascii="Arial" w:hAnsi="Arial" w:cs="Arial" w:hint="eastAsia"/>
               </w:rPr>
             </w:pPr>
             <w:r>
@@ -844,6 +852,14 @@
               </w:rPr>
               <w:t>Sample:</w:t>
             </w:r>
+            <w:r>
+              <w:rPr>
+                <w:rFonts w:ascii="Arial" w:hAnsi="Arial" w:cs="Arial" w:hint="eastAsia"/>
+              </w:rPr>
+              <w:t xml:space="preserve">  </w:t>
+            </w:r>
+            <w:bookmarkStart w:id="8" w:name="Sample_data_2"/>
+            <w:bookmarkEnd w:id="8"/>
           </w:p>
         </w:tc>
       </w:tr>
@@ -921,7 +937,6 @@
                 <w:szCs w:val="20"/>
               </w:rPr>
             </w:pPr>
-            <w:proofErr w:type="gramStart"/>
             <w:r>
               <w:rPr>
                 <w:rFonts w:ascii="Arial" w:hAnsi="Arial" w:cs="Arial" w:hint="eastAsia"/>
@@ -936,7 +951,7 @@
                 <w:sz w:val="20"/>
                 <w:szCs w:val="20"/>
               </w:rPr>
-              <w:t xml:space="preserve">  </w:t>
+              <w:t xml:space="preserve"> </w:t>
             </w:r>
             <w:r>
               <w:rPr>
@@ -944,68 +959,25 @@
                 <w:sz w:val="20"/>
                 <w:szCs w:val="20"/>
               </w:rPr>
-              <w:t>Wash</w:t>
+              <w:t xml:space="preserve"> </w:t>
             </w:r>
-            <w:proofErr w:type="gramEnd"/>
-          </w:p>
-        </w:tc>
-        <w:tc>
-          <w:tcPr>
-            <w:tcW w:w="1134" w:type="dxa"/>
-            <w:tcBorders>
-              <w:top w:val="single" w:sz="4" w:space="0" w:color="auto"/>
-              <w:left w:val="single" w:sz="4" w:space="0" w:color="auto"/>
-              <w:right w:val="single" w:sz="4" w:space="0" w:color="auto"/>
-            </w:tcBorders>
-            <w:vAlign w:val="center"/>
-          </w:tcPr>
-          <w:p>
-            <w:pPr>
-              <w:spacing w:after="0" w:line="240" w:lineRule="auto"/>
-              <w:jc w:val="center"/>
-              <w:rPr>
-                <w:rFonts w:ascii="Arial" w:hAnsi="Arial" w:cs="Arial"/>
-                <w:sz w:val="20"/>
-                <w:szCs w:val="20"/>
-              </w:rPr>
-            </w:pPr>
+            <w:bookmarkStart w:id="9" w:name="AfterWash_data_1"/>
+            <w:bookmarkEnd w:id="9"/>
             <w:r>
               <w:rPr>
                 <w:rFonts w:ascii="Arial" w:hAnsi="Arial" w:cs="Arial" w:hint="eastAsia"/>
                 <w:sz w:val="20"/>
                 <w:szCs w:val="20"/>
               </w:rPr>
-              <w:t>Shrinkage</w:t>
+              <w:t xml:space="preserve"> </w:t>
             </w:r>
-          </w:p>
-        </w:tc>
-        <w:tc>
-          <w:tcPr>
-            <w:tcW w:w="1134" w:type="dxa"/>
-            <w:tcBorders>
-              <w:top w:val="single" w:sz="4" w:space="0" w:color="auto"/>
-              <w:left w:val="single" w:sz="4" w:space="0" w:color="auto"/>
-              <w:right w:val="single" w:sz="4" w:space="0" w:color="auto"/>
-            </w:tcBorders>
-            <w:vAlign w:val="center"/>
-          </w:tcPr>
-          <w:p>
-            <w:pPr>
-              <w:spacing w:after="0" w:line="240" w:lineRule="auto"/>
-              <w:jc w:val="center"/>
-              <w:rPr>
-                <w:rFonts w:ascii="Arial" w:hAnsi="Arial" w:cs="Arial"/>
-                <w:sz w:val="20"/>
-                <w:szCs w:val="20"/>
-              </w:rPr>
-            </w:pPr>
             <w:r>
               <w:rPr>
                 <w:rFonts w:ascii="Arial" w:hAnsi="Arial" w:cs="Arial" w:hint="eastAsia"/>
                 <w:sz w:val="20"/>
                 <w:szCs w:val="20"/>
               </w:rPr>
-              <w:t>Average</w:t>
+              <w:t>Wash</w:t>
             </w:r>
           </w:p>
         </w:tc>
@@ -1035,13 +1007,13 @@
                 <w:sz w:val="20"/>
                 <w:szCs w:val="20"/>
               </w:rPr>
-              <w:t>Original</w:t>
+              <w:t>Shrinkage</w:t>
             </w:r>
           </w:p>
         </w:tc>
         <w:tc>
           <w:tcPr>
-            <w:tcW w:w="1418" w:type="dxa"/>
+            <w:tcW w:w="1134" w:type="dxa"/>
             <w:tcBorders>
               <w:top w:val="single" w:sz="4" w:space="0" w:color="auto"/>
               <w:left w:val="single" w:sz="4" w:space="0" w:color="auto"/>
@@ -1059,13 +1031,72 @@
                 <w:szCs w:val="20"/>
               </w:rPr>
             </w:pPr>
-            <w:proofErr w:type="gramStart"/>
             <w:r>
               <w:rPr>
                 <w:rFonts w:ascii="Arial" w:hAnsi="Arial" w:cs="Arial" w:hint="eastAsia"/>
                 <w:sz w:val="20"/>
                 <w:szCs w:val="20"/>
               </w:rPr>
+              <w:t>Average</w:t>
+            </w:r>
+          </w:p>
+        </w:tc>
+        <w:tc>
+          <w:tcPr>
+            <w:tcW w:w="1134" w:type="dxa"/>
+            <w:tcBorders>
+              <w:top w:val="single" w:sz="4" w:space="0" w:color="auto"/>
+              <w:left w:val="single" w:sz="4" w:space="0" w:color="auto"/>
+              <w:right w:val="single" w:sz="4" w:space="0" w:color="auto"/>
+            </w:tcBorders>
+            <w:vAlign w:val="center"/>
+          </w:tcPr>
+          <w:p>
+            <w:pPr>
+              <w:spacing w:after="0" w:line="240" w:lineRule="auto"/>
+              <w:jc w:val="center"/>
+              <w:rPr>
+                <w:rFonts w:ascii="Arial" w:hAnsi="Arial" w:cs="Arial"/>
+                <w:sz w:val="20"/>
+                <w:szCs w:val="20"/>
+              </w:rPr>
+            </w:pPr>
+            <w:r>
+              <w:rPr>
+                <w:rFonts w:ascii="Arial" w:hAnsi="Arial" w:cs="Arial" w:hint="eastAsia"/>
+                <w:sz w:val="20"/>
+                <w:szCs w:val="20"/>
+              </w:rPr>
+              <w:t>Original</w:t>
+            </w:r>
+          </w:p>
+        </w:tc>
+        <w:tc>
+          <w:tcPr>
+            <w:tcW w:w="1418" w:type="dxa"/>
+            <w:tcBorders>
+              <w:top w:val="single" w:sz="4" w:space="0" w:color="auto"/>
+              <w:left w:val="single" w:sz="4" w:space="0" w:color="auto"/>
+              <w:right w:val="single" w:sz="4" w:space="0" w:color="auto"/>
+            </w:tcBorders>
+            <w:vAlign w:val="center"/>
+          </w:tcPr>
+          <w:p>
+            <w:pPr>
+              <w:spacing w:after="0" w:line="240" w:lineRule="auto"/>
+              <w:jc w:val="center"/>
+              <w:rPr>
+                <w:rFonts w:ascii="Arial" w:hAnsi="Arial" w:cs="Arial"/>
+                <w:sz w:val="20"/>
+                <w:szCs w:val="20"/>
+              </w:rPr>
+            </w:pPr>
+            <w:r>
+              <w:rPr>
+                <w:rFonts w:ascii="Arial" w:hAnsi="Arial" w:cs="Arial" w:hint="eastAsia"/>
+                <w:sz w:val="20"/>
+                <w:szCs w:val="20"/>
+              </w:rPr>
               <w:t>After</w:t>
             </w:r>
             <w:r>
@@ -1074,7 +1105,7 @@
                 <w:sz w:val="20"/>
                 <w:szCs w:val="20"/>
               </w:rPr>
-              <w:t xml:space="preserve">  </w:t>
+              <w:t xml:space="preserve"> </w:t>
             </w:r>
             <w:r>
               <w:rPr>
@@ -1082,9 +1113,26 @@
                 <w:sz w:val="20"/>
                 <w:szCs w:val="20"/>
               </w:rPr>
+              <w:t xml:space="preserve"> </w:t>
+            </w:r>
+            <w:bookmarkStart w:id="10" w:name="AfterWash_data_2"/>
+            <w:bookmarkEnd w:id="10"/>
+            <w:r>
+              <w:rPr>
+                <w:rFonts w:ascii="Arial" w:hAnsi="Arial" w:cs="Arial" w:hint="eastAsia"/>
+                <w:sz w:val="20"/>
+                <w:szCs w:val="20"/>
+              </w:rPr>
+              <w:t xml:space="preserve"> </w:t>
+            </w:r>
+            <w:r>
+              <w:rPr>
+                <w:rFonts w:ascii="Arial" w:hAnsi="Arial" w:cs="Arial" w:hint="eastAsia"/>
+                <w:sz w:val="20"/>
+                <w:szCs w:val="20"/>
+              </w:rPr>
               <w:t>Wash</w:t>
             </w:r>
-            <w:proofErr w:type="gramEnd"/>
           </w:p>
         </w:tc>
         <w:tc>
@@ -2658,7 +2706,7 @@
             <w:pPr>
               <w:spacing w:after="0" w:line="240" w:lineRule="auto"/>
               <w:rPr>
-                <w:rFonts w:ascii="Arial" w:hAnsi="Arial" w:cs="Arial"/>
+                <w:rFonts w:ascii="Arial" w:hAnsi="Arial" w:cs="Arial" w:hint="eastAsia"/>
               </w:rPr>
             </w:pPr>
             <w:r>
@@ -2667,6 +2715,14 @@
               </w:rPr>
               <w:t>Sample:</w:t>
             </w:r>
+            <w:r>
+              <w:rPr>
+                <w:rFonts w:ascii="Arial" w:hAnsi="Arial" w:cs="Arial" w:hint="eastAsia"/>
+              </w:rPr>
+              <w:t xml:space="preserve">  </w:t>
+            </w:r>
+            <w:bookmarkStart w:id="11" w:name="Sample_data_3"/>
+            <w:bookmarkEnd w:id="11"/>
           </w:p>
         </w:tc>
         <w:tc>
@@ -2682,7 +2738,7 @@
             <w:pPr>
               <w:spacing w:after="0" w:line="240" w:lineRule="auto"/>
               <w:rPr>
-                <w:rFonts w:ascii="Arial" w:hAnsi="Arial" w:cs="Arial"/>
+                <w:rFonts w:ascii="Arial" w:hAnsi="Arial" w:cs="Arial" w:hint="eastAsia"/>
               </w:rPr>
             </w:pPr>
             <w:r>
@@ -2691,6 +2747,14 @@
               </w:rPr>
               <w:t>Sample:</w:t>
             </w:r>
+            <w:r>
+              <w:rPr>
+                <w:rFonts w:ascii="Arial" w:hAnsi="Arial" w:cs="Arial" w:hint="eastAsia"/>
+              </w:rPr>
+              <w:t xml:space="preserve">  </w:t>
+            </w:r>
+            <w:bookmarkStart w:id="12" w:name="Sample_data_4"/>
+            <w:bookmarkEnd w:id="12"/>
           </w:p>
         </w:tc>
       </w:tr>
@@ -2768,7 +2832,6 @@
                 <w:szCs w:val="20"/>
               </w:rPr>
             </w:pPr>
-            <w:proofErr w:type="gramStart"/>
             <w:r>
               <w:rPr>
                 <w:rFonts w:ascii="Arial" w:hAnsi="Arial" w:cs="Arial" w:hint="eastAsia"/>
@@ -2783,7 +2846,7 @@
                 <w:sz w:val="20"/>
                 <w:szCs w:val="20"/>
               </w:rPr>
-              <w:t xml:space="preserve">  </w:t>
+              <w:t xml:space="preserve"> </w:t>
             </w:r>
             <w:r>
               <w:rPr>
@@ -2791,68 +2854,25 @@
                 <w:sz w:val="20"/>
                 <w:szCs w:val="20"/>
               </w:rPr>
-              <w:t>Wash</w:t>
+              <w:t xml:space="preserve"> </w:t>
             </w:r>
-            <w:proofErr w:type="gramEnd"/>
-          </w:p>
-        </w:tc>
-        <w:tc>
-          <w:tcPr>
-            <w:tcW w:w="1134" w:type="dxa"/>
-            <w:tcBorders>
-              <w:top w:val="single" w:sz="4" w:space="0" w:color="auto"/>
-              <w:left w:val="single" w:sz="4" w:space="0" w:color="auto"/>
-              <w:right w:val="single" w:sz="4" w:space="0" w:color="auto"/>
-            </w:tcBorders>
-            <w:vAlign w:val="center"/>
-          </w:tcPr>
-          <w:p>
-            <w:pPr>
-              <w:spacing w:after="0" w:line="240" w:lineRule="auto"/>
-              <w:jc w:val="center"/>
-              <w:rPr>
-                <w:rFonts w:ascii="Arial" w:hAnsi="Arial" w:cs="Arial"/>
-                <w:sz w:val="20"/>
-                <w:szCs w:val="20"/>
-              </w:rPr>
-            </w:pPr>
+            <w:bookmarkStart w:id="13" w:name="AfterWash_data_3"/>
+            <w:bookmarkEnd w:id="13"/>
             <w:r>
               <w:rPr>
                 <w:rFonts w:ascii="Arial" w:hAnsi="Arial" w:cs="Arial" w:hint="eastAsia"/>
                 <w:sz w:val="20"/>
                 <w:szCs w:val="20"/>
               </w:rPr>
-              <w:t>Shrinkage</w:t>
+              <w:t xml:space="preserve"> </w:t>
             </w:r>
-          </w:p>
-        </w:tc>
-        <w:tc>
-          <w:tcPr>
-            <w:tcW w:w="1134" w:type="dxa"/>
-            <w:tcBorders>
-              <w:top w:val="single" w:sz="4" w:space="0" w:color="auto"/>
-              <w:left w:val="single" w:sz="4" w:space="0" w:color="auto"/>
-              <w:right w:val="single" w:sz="4" w:space="0" w:color="auto"/>
-            </w:tcBorders>
-            <w:vAlign w:val="center"/>
-          </w:tcPr>
-          <w:p>
-            <w:pPr>
-              <w:spacing w:after="0" w:line="240" w:lineRule="auto"/>
-              <w:jc w:val="center"/>
-              <w:rPr>
-                <w:rFonts w:ascii="Arial" w:hAnsi="Arial" w:cs="Arial"/>
-                <w:sz w:val="20"/>
-                <w:szCs w:val="20"/>
-              </w:rPr>
-            </w:pPr>
             <w:r>
               <w:rPr>
                 <w:rFonts w:ascii="Arial" w:hAnsi="Arial" w:cs="Arial" w:hint="eastAsia"/>
                 <w:sz w:val="20"/>
                 <w:szCs w:val="20"/>
               </w:rPr>
-              <w:t>Average</w:t>
+              <w:t>Wash</w:t>
             </w:r>
           </w:p>
         </w:tc>
@@ -2882,13 +2902,13 @@
                 <w:sz w:val="20"/>
                 <w:szCs w:val="20"/>
               </w:rPr>
-              <w:t>Original</w:t>
+              <w:t>Shrinkage</w:t>
             </w:r>
           </w:p>
         </w:tc>
         <w:tc>
           <w:tcPr>
-            <w:tcW w:w="1418" w:type="dxa"/>
+            <w:tcW w:w="1134" w:type="dxa"/>
             <w:tcBorders>
               <w:top w:val="single" w:sz="4" w:space="0" w:color="auto"/>
               <w:left w:val="single" w:sz="4" w:space="0" w:color="auto"/>
@@ -2906,13 +2926,72 @@
                 <w:szCs w:val="20"/>
               </w:rPr>
             </w:pPr>
-            <w:proofErr w:type="gramStart"/>
             <w:r>
               <w:rPr>
                 <w:rFonts w:ascii="Arial" w:hAnsi="Arial" w:cs="Arial" w:hint="eastAsia"/>
                 <w:sz w:val="20"/>
                 <w:szCs w:val="20"/>
               </w:rPr>
+              <w:t>Average</w:t>
+            </w:r>
+          </w:p>
+        </w:tc>
+        <w:tc>
+          <w:tcPr>
+            <w:tcW w:w="1134" w:type="dxa"/>
+            <w:tcBorders>
+              <w:top w:val="single" w:sz="4" w:space="0" w:color="auto"/>
+              <w:left w:val="single" w:sz="4" w:space="0" w:color="auto"/>
+              <w:right w:val="single" w:sz="4" w:space="0" w:color="auto"/>
+            </w:tcBorders>
+            <w:vAlign w:val="center"/>
+          </w:tcPr>
+          <w:p>
+            <w:pPr>
+              <w:spacing w:after="0" w:line="240" w:lineRule="auto"/>
+              <w:jc w:val="center"/>
+              <w:rPr>
+                <w:rFonts w:ascii="Arial" w:hAnsi="Arial" w:cs="Arial"/>
+                <w:sz w:val="20"/>
+                <w:szCs w:val="20"/>
+              </w:rPr>
+            </w:pPr>
+            <w:r>
+              <w:rPr>
+                <w:rFonts w:ascii="Arial" w:hAnsi="Arial" w:cs="Arial" w:hint="eastAsia"/>
+                <w:sz w:val="20"/>
+                <w:szCs w:val="20"/>
+              </w:rPr>
+              <w:t>Original</w:t>
+            </w:r>
+          </w:p>
+        </w:tc>
+        <w:tc>
+          <w:tcPr>
+            <w:tcW w:w="1418" w:type="dxa"/>
+            <w:tcBorders>
+              <w:top w:val="single" w:sz="4" w:space="0" w:color="auto"/>
+              <w:left w:val="single" w:sz="4" w:space="0" w:color="auto"/>
+              <w:right w:val="single" w:sz="4" w:space="0" w:color="auto"/>
+            </w:tcBorders>
+            <w:vAlign w:val="center"/>
+          </w:tcPr>
+          <w:p>
+            <w:pPr>
+              <w:spacing w:after="0" w:line="240" w:lineRule="auto"/>
+              <w:jc w:val="center"/>
+              <w:rPr>
+                <w:rFonts w:ascii="Arial" w:hAnsi="Arial" w:cs="Arial"/>
+                <w:sz w:val="20"/>
+                <w:szCs w:val="20"/>
+              </w:rPr>
+            </w:pPr>
+            <w:r>
+              <w:rPr>
+                <w:rFonts w:ascii="Arial" w:hAnsi="Arial" w:cs="Arial" w:hint="eastAsia"/>
+                <w:sz w:val="20"/>
+                <w:szCs w:val="20"/>
+              </w:rPr>
               <w:t>After</w:t>
             </w:r>
             <w:r>
@@ -2921,7 +3000,7 @@
                 <w:sz w:val="20"/>
                 <w:szCs w:val="20"/>
               </w:rPr>
-              <w:t xml:space="preserve">  </w:t>
+              <w:t xml:space="preserve"> </w:t>
             </w:r>
             <w:r>
               <w:rPr>
@@ -2929,9 +3008,26 @@
                 <w:sz w:val="20"/>
                 <w:szCs w:val="20"/>
               </w:rPr>
+              <w:t xml:space="preserve"> </w:t>
+            </w:r>
+            <w:bookmarkStart w:id="14" w:name="AfterWash_data_4"/>
+            <w:bookmarkEnd w:id="14"/>
+            <w:r>
+              <w:rPr>
+                <w:rFonts w:ascii="Arial" w:hAnsi="Arial" w:cs="Arial" w:hint="eastAsia"/>
+                <w:sz w:val="20"/>
+                <w:szCs w:val="20"/>
+              </w:rPr>
+              <w:t xml:space="preserve"> </w:t>
+            </w:r>
+            <w:r>
+              <w:rPr>
+                <w:rFonts w:ascii="Arial" w:hAnsi="Arial" w:cs="Arial" w:hint="eastAsia"/>
+                <w:sz w:val="20"/>
+                <w:szCs w:val="20"/>
+              </w:rPr>
               <w:t>Wash</w:t>
             </w:r>
-            <w:proofErr w:type="gramEnd"/>
           </w:p>
         </w:tc>
         <w:tc>
@@ -4626,7 +4722,7 @@
 </file>
 
 <file path=word/endnotes.xml><?xml version="1.0" encoding="utf-8"?>
-<w:endnotes xmlns:wpc="http://schemas.microsoft.com/office/word/2010/wordprocessingCanvas" xmlns:cx="http://schemas.microsoft.com/office/drawing/2014/chartex" xmlns:cx1="http://schemas.microsoft.com/office/drawing/2015/9/8/chartex" xmlns:cx2="http://schemas.microsoft.com/office/drawing/2015/10/21/chartex" xmlns:cx3="http://schemas.microsoft.com/office/drawing/2016/5/9/chartex" xmlns:cx4="http://schemas.microsoft.com/office/drawing/2016/5/10/chartex" xmlns:cx5="http://schemas.microsoft.com/office/drawing/2016/5/11/chartex" xmlns:cx6="http://schemas.microsoft.com/office/drawing/2016/5/12/chartex" xmlns:cx7="http://schemas.microsoft.com/office/drawing/2016/5/13/chartex" xmlns:cx8="http://schemas.microsoft.com/office/drawing/2016/5/14/chartex" xmlns:mc="http://schemas.openxmlformats.org/markup-compatibility/2006" xmlns:aink="http://schemas.microsoft.com/office/drawing/2016/ink" xmlns:am3d="http://schemas.microsoft.com/office/drawing/2017/model3d" xmlns:o="urn:schemas-microsoft-com:office:office" xmlns:oel="http://schemas.microsoft.com/office/2019/extlst" xmlns:r="http://schemas.openxmlformats.org/officeDocument/2006/relationships" xmlns:m="http://schemas.openxmlformats.org/officeDocument/2006/math" xmlns:v="urn:schemas-microsoft-com:vml" xmlns:wp14="http://schemas.microsoft.com/office/word/2010/wordprocessingDrawing" xmlns:wp="http://schemas.openxmlformats.org/drawingml/2006/wordprocessingDrawing" xmlns:w10="urn:schemas-microsoft-com:office:word" xmlns:w="http://schemas.openxmlformats.org/wordprocessingml/2006/main" xmlns:w14="http://schemas.microsoft.com/office/word/2010/wordml" xmlns:w15="http://schemas.microsoft.com/office/word/2012/wordml" xmlns:w16cei="http://schemas.microsoft.com/office/word/2026/wordml/cei" xmlns:w16cex="http://schemas.microsoft.com/office/word/2018/wordml/cex" xmlns:w16cid="http://schemas.microsoft.com/office/word/2016/wordml/cid" xmlns:w16="http://schemas.microsoft.com/office/word/2018/wordml" xmlns:w16du="http://schemas.microsoft.com/office/word/2023/wordml/word16du" xmlns:w16sdtdh="http://schemas.microsoft.com/office/word/2020/wordml/sdtdatahash" xmlns:w16sdtfl="http://schemas.microsoft.com/office/word/2024/wordml/sdtformatlock" xmlns:w16se="http://schemas.microsoft.com/office/word/2015/wordml/symex" xmlns:wpg="http://schemas.microsoft.com/office/word/2010/wordprocessingGroup" xmlns:wpi="http://schemas.microsoft.com/office/word/2010/wordprocessingInk" xmlns:wne="http://schemas.microsoft.com/office/word/2006/wordml" xmlns:wps="http://schemas.microsoft.com/office/word/2010/wordprocessingShape" mc:Ignorable="w14 w15 w16se w16cid w16 w16cex w16sdtdh w16sdtfl w16du wp14">
+<w:endnotes xmlns:wpc="http://schemas.microsoft.com/office/word/2010/wordprocessingCanvas" xmlns:cx="http://schemas.microsoft.com/office/drawing/2014/chartex" xmlns:cx1="http://schemas.microsoft.com/office/drawing/2015/9/8/chartex" xmlns:cx2="http://schemas.microsoft.com/office/drawing/2015/10/21/chartex" xmlns:cx3="http://schemas.microsoft.com/office/drawing/2016/5/9/chartex" xmlns:cx4="http://schemas.microsoft.com/office/drawing/2016/5/10/chartex" xmlns:cx5="http://schemas.microsoft.com/office/drawing/2016/5/11/chartex" xmlns:cx6="http://schemas.microsoft.com/office/drawing/2016/5/12/chartex" xmlns:cx7="http://schemas.microsoft.com/office/drawing/2016/5/13/chartex" xmlns:cx8="http://schemas.microsoft.com/office/drawing/2016/5/14/chartex" xmlns:mc="http://schemas.openxmlformats.org/markup-compatibility/2006" xmlns:aink="http://schemas.microsoft.com/office/drawing/2016/ink" xmlns:am3d="http://schemas.microsoft.com/office/drawing/2017/model3d" xmlns:o="urn:schemas-microsoft-com:office:office" xmlns:oel="http://schemas.microsoft.com/office/2019/extlst" xmlns:r="http://schemas.openxmlformats.org/officeDocument/2006/relationships" xmlns:m="http://schemas.openxmlformats.org/officeDocument/2006/math" xmlns:v="urn:schemas-microsoft-com:vml" xmlns:wp14="http://schemas.microsoft.com/office/word/2010/wordprocessingDrawing" xmlns:wp="http://schemas.openxmlformats.org/drawingml/2006/wordprocessingDrawing" xmlns:w10="urn:schemas-microsoft-com:office:word" xmlns:w="http://schemas.openxmlformats.org/wordprocessingml/2006/main" xmlns:w14="http://schemas.microsoft.com/office/word/2010/wordml" xmlns:w15="http://schemas.microsoft.com/office/word/2012/wordml" xmlns:w16cex="http://schemas.microsoft.com/office/word/2018/wordml/cex" xmlns:w16cid="http://schemas.microsoft.com/office/word/2016/wordml/cid" xmlns:w16="http://schemas.microsoft.com/office/word/2018/wordml" xmlns:w16du="http://schemas.microsoft.com/office/word/2023/wordml/word16du" xmlns:w16sdtdh="http://schemas.microsoft.com/office/word/2020/wordml/sdtdatahash" xmlns:w16sdtfl="http://schemas.microsoft.com/office/word/2024/wordml/sdtformatlock" xmlns:w16se="http://schemas.microsoft.com/office/word/2015/wordml/symex" xmlns:wpg="http://schemas.microsoft.com/office/word/2010/wordprocessingGroup" xmlns:wpi="http://schemas.microsoft.com/office/word/2010/wordprocessingInk" xmlns:wne="http://schemas.microsoft.com/office/word/2006/wordml" xmlns:wps="http://schemas.microsoft.com/office/word/2010/wordprocessingShape" mc:Ignorable="w14 w15 w16se w16cid w16 w16cex w16sdtdh w16sdtfl w16du wp14">
   <w:endnote w:type="separator" w:id="-1">
     <w:p>
       <w:pPr>
@@ -4651,7 +4747,7 @@
 </file>
 
 <file path=word/footer1.xml><?xml version="1.0" encoding="utf-8"?>
-<w:ftr xmlns:wpc="http://schemas.microsoft.com/office/word/2010/wordprocessingCanvas" xmlns:cx="http://schemas.microsoft.com/office/drawing/2014/chartex" xmlns:cx1="http://schemas.microsoft.com/office/drawing/2015/9/8/chartex" xmlns:cx2="http://schemas.microsoft.com/office/drawing/2015/10/21/chartex" xmlns:cx3="http://schemas.microsoft.com/office/drawing/2016/5/9/chartex" xmlns:cx4="http://schemas.microsoft.com/office/drawing/2016/5/10/chartex" xmlns:cx5="http://schemas.microsoft.com/office/drawing/2016/5/11/chartex" xmlns:cx6="http://schemas.microsoft.com/office/drawing/2016/5/12/chartex" xmlns:cx7="http://schemas.microsoft.com/office/drawing/2016/5/13/chartex" xmlns:cx8="http://schemas.microsoft.com/office/drawing/2016/5/14/chartex" xmlns:mc="http://schemas.openxmlformats.org/markup-compatibility/2006" xmlns:aink="http://schemas.microsoft.com/office/drawing/2016/ink" xmlns:am3d="http://schemas.microsoft.com/office/drawing/2017/model3d" xmlns:o="urn:schemas-microsoft-com:office:office" xmlns:oel="http://schemas.microsoft.com/office/2019/extlst" xmlns:r="http://schemas.openxmlformats.org/officeDocument/2006/relationships" xmlns:m="http://schemas.openxmlformats.org/officeDocument/2006/math" xmlns:v="urn:schemas-microsoft-com:vml" xmlns:wp14="http://schemas.microsoft.com/office/word/2010/wordprocessingDrawing" xmlns:wp="http://schemas.openxmlformats.org/drawingml/2006/wordprocessingDrawing" xmlns:w10="urn:schemas-microsoft-com:office:word" xmlns:w="http://schemas.openxmlformats.org/wordprocessingml/2006/main" xmlns:w14="http://schemas.microsoft.com/office/word/2010/wordml" xmlns:w15="http://schemas.microsoft.com/office/word/2012/wordml" xmlns:w16cei="http://schemas.microsoft.com/office/word/2026/wordml/cei" xmlns:w16cex="http://schemas.microsoft.com/office/word/2018/wordml/cex" xmlns:w16cid="http://schemas.microsoft.com/office/word/2016/wordml/cid" xmlns:w16="http://schemas.microsoft.com/office/word/2018/wordml" xmlns:w16du="http://schemas.microsoft.com/office/word/2023/wordml/word16du" xmlns:w16sdtdh="http://schemas.microsoft.com/office/word/2020/wordml/sdtdatahash" xmlns:w16sdtfl="http://schemas.microsoft.com/office/word/2024/wordml/sdtformatlock" xmlns:w16se="http://schemas.microsoft.com/office/word/2015/wordml/symex" xmlns:wpg="http://schemas.microsoft.com/office/word/2010/wordprocessingGroup" xmlns:wpi="http://schemas.microsoft.com/office/word/2010/wordprocessingInk" xmlns:wne="http://schemas.microsoft.com/office/word/2006/wordml" xmlns:wps="http://schemas.microsoft.com/office/word/2010/wordprocessingShape" mc:Ignorable="w14 w15 w16se w16cid w16 w16cex w16sdtdh w16sdtfl w16du wp14">
+<w:ftr xmlns:wpc="http://schemas.microsoft.com/office/word/2010/wordprocessingCanvas" xmlns:cx="http://schemas.microsoft.com/office/drawing/2014/chartex" xmlns:cx1="http://schemas.microsoft.com/office/drawing/2015/9/8/chartex" xmlns:cx2="http://schemas.microsoft.com/office/drawing/2015/10/21/chartex" xmlns:cx3="http://schemas.microsoft.com/office/drawing/2016/5/9/chartex" xmlns:cx4="http://schemas.microsoft.com/office/drawing/2016/5/10/chartex" xmlns:cx5="http://schemas.microsoft.com/office/drawing/2016/5/11/chartex" xmlns:cx6="http://schemas.microsoft.com/office/drawing/2016/5/12/chartex" xmlns:cx7="http://schemas.microsoft.com/office/drawing/2016/5/13/chartex" xmlns:cx8="http://schemas.microsoft.com/office/drawing/2016/5/14/chartex" xmlns:mc="http://schemas.openxmlformats.org/markup-compatibility/2006" xmlns:aink="http://schemas.microsoft.com/office/drawing/2016/ink" xmlns:am3d="http://schemas.microsoft.com/office/drawing/2017/model3d" xmlns:o="urn:schemas-microsoft-com:office:office" xmlns:oel="http://schemas.microsoft.com/office/2019/extlst" xmlns:r="http://schemas.openxmlformats.org/officeDocument/2006/relationships" xmlns:m="http://schemas.openxmlformats.org/officeDocument/2006/math" xmlns:v="urn:schemas-microsoft-com:vml" xmlns:wp14="http://schemas.microsoft.com/office/word/2010/wordprocessingDrawing" xmlns:wp="http://schemas.openxmlformats.org/drawingml/2006/wordprocessingDrawing" xmlns:w10="urn:schemas-microsoft-com:office:word" xmlns:w="http://schemas.openxmlformats.org/wordprocessingml/2006/main" xmlns:w14="http://schemas.microsoft.com/office/word/2010/wordml" xmlns:w15="http://schemas.microsoft.com/office/word/2012/wordml" xmlns:w16cex="http://schemas.microsoft.com/office/word/2018/wordml/cex" xmlns:w16cid="http://schemas.microsoft.com/office/word/2016/wordml/cid" xmlns:w16="http://schemas.microsoft.com/office/word/2018/wordml" xmlns:w16du="http://schemas.microsoft.com/office/word/2023/wordml/word16du" xmlns:w16sdtdh="http://schemas.microsoft.com/office/word/2020/wordml/sdtdatahash" xmlns:w16sdtfl="http://schemas.microsoft.com/office/word/2024/wordml/sdtformatlock" xmlns:w16se="http://schemas.microsoft.com/office/word/2015/wordml/symex" xmlns:wpg="http://schemas.microsoft.com/office/word/2010/wordprocessingGroup" xmlns:wpi="http://schemas.microsoft.com/office/word/2010/wordprocessingInk" xmlns:wne="http://schemas.microsoft.com/office/word/2006/wordml" xmlns:wps="http://schemas.microsoft.com/office/word/2010/wordprocessingShape" mc:Ignorable="w14 w15 w16se w16cid w16 w16cex w16sdtdh w16sdtfl w16du wp14">
   <w:p>
     <w:pPr>
       <w:pStyle w:val="a5"/>
@@ -4661,7 +4757,7 @@
 </file>
 
 <file path=word/footer2.xml><?xml version="1.0" encoding="utf-8"?>
-<w:ftr xmlns:wpc="http://schemas.microsoft.com/office/word/2010/wordprocessingCanvas" xmlns:cx="http://schemas.microsoft.com/office/drawing/2014/chartex" xmlns:cx1="http://schemas.microsoft.com/office/drawing/2015/9/8/chartex" xmlns:cx2="http://schemas.microsoft.com/office/drawing/2015/10/21/chartex" xmlns:cx3="http://schemas.microsoft.com/office/drawing/2016/5/9/chartex" xmlns:cx4="http://schemas.microsoft.com/office/drawing/2016/5/10/chartex" xmlns:cx5="http://schemas.microsoft.com/office/drawing/2016/5/11/chartex" xmlns:cx6="http://schemas.microsoft.com/office/drawing/2016/5/12/chartex" xmlns:cx7="http://schemas.microsoft.com/office/drawing/2016/5/13/chartex" xmlns:cx8="http://schemas.microsoft.com/office/drawing/2016/5/14/chartex" xmlns:mc="http://schemas.openxmlformats.org/markup-compatibility/2006" xmlns:aink="http://schemas.microsoft.com/office/drawing/2016/ink" xmlns:am3d="http://schemas.microsoft.com/office/drawing/2017/model3d" xmlns:o="urn:schemas-microsoft-com:office:office" xmlns:oel="http://schemas.microsoft.com/office/2019/extlst" xmlns:r="http://schemas.openxmlformats.org/officeDocument/2006/relationships" xmlns:m="http://schemas.openxmlformats.org/officeDocument/2006/math" xmlns:v="urn:schemas-microsoft-com:vml" xmlns:wp14="http://schemas.microsoft.com/office/word/2010/wordprocessingDrawing" xmlns:wp="http://schemas.openxmlformats.org/drawingml/2006/wordprocessingDrawing" xmlns:w10="urn:schemas-microsoft-com:office:word" xmlns:w="http://schemas.openxmlformats.org/wordprocessingml/2006/main" xmlns:w14="http://schemas.microsoft.com/office/word/2010/wordml" xmlns:w15="http://schemas.microsoft.com/office/word/2012/wordml" xmlns:w16cei="http://schemas.microsoft.com/office/word/2026/wordml/cei" xmlns:w16cex="http://schemas.microsoft.com/office/word/2018/wordml/cex" xmlns:w16cid="http://schemas.microsoft.com/office/word/2016/wordml/cid" xmlns:w16="http://schemas.microsoft.com/office/word/2018/wordml" xmlns:w16du="http://schemas.microsoft.com/office/word/2023/wordml/word16du" xmlns:w16sdtdh="http://schemas.microsoft.com/office/word/2020/wordml/sdtdatahash" xmlns:w16sdtfl="http://schemas.microsoft.com/office/word/2024/wordml/sdtformatlock" xmlns:w16se="http://schemas.microsoft.com/office/word/2015/wordml/symex" xmlns:wpg="http://schemas.microsoft.com/office/word/2010/wordprocessingGroup" xmlns:wpi="http://schemas.microsoft.com/office/word/2010/wordprocessingInk" xmlns:wne="http://schemas.microsoft.com/office/word/2006/wordml" xmlns:wps="http://schemas.microsoft.com/office/word/2010/wordprocessingShape" mc:Ignorable="w14 w15 w16se w16cid w16 w16cex w16sdtdh w16sdtfl w16du wp14">
+<w:ftr xmlns:wpc="http://schemas.microsoft.com/office/word/2010/wordprocessingCanvas" xmlns:cx="http://schemas.microsoft.com/office/drawing/2014/chartex" xmlns:cx1="http://schemas.microsoft.com/office/drawing/2015/9/8/chartex" xmlns:cx2="http://schemas.microsoft.com/office/drawing/2015/10/21/chartex" xmlns:cx3="http://schemas.microsoft.com/office/drawing/2016/5/9/chartex" xmlns:cx4="http://schemas.microsoft.com/office/drawing/2016/5/10/chartex" xmlns:cx5="http://schemas.microsoft.com/office/drawing/2016/5/11/chartex" xmlns:cx6="http://schemas.microsoft.com/office/drawing/2016/5/12/chartex" xmlns:cx7="http://schemas.microsoft.com/office/drawing/2016/5/13/chartex" xmlns:cx8="http://schemas.microsoft.com/office/drawing/2016/5/14/chartex" xmlns:mc="http://schemas.openxmlformats.org/markup-compatibility/2006" xmlns:aink="http://schemas.microsoft.com/office/drawing/2016/ink" xmlns:am3d="http://schemas.microsoft.com/office/drawing/2017/model3d" xmlns:o="urn:schemas-microsoft-com:office:office" xmlns:oel="http://schemas.microsoft.com/office/2019/extlst" xmlns:r="http://schemas.openxmlformats.org/officeDocument/2006/relationships" xmlns:m="http://schemas.openxmlformats.org/officeDocument/2006/math" xmlns:v="urn:schemas-microsoft-com:vml" xmlns:wp14="http://schemas.microsoft.com/office/word/2010/wordprocessingDrawing" xmlns:wp="http://schemas.openxmlformats.org/drawingml/2006/wordprocessingDrawing" xmlns:w10="urn:schemas-microsoft-com:office:word" xmlns:w="http://schemas.openxmlformats.org/wordprocessingml/2006/main" xmlns:w14="http://schemas.microsoft.com/office/word/2010/wordml" xmlns:w15="http://schemas.microsoft.com/office/word/2012/wordml" xmlns:w16cex="http://schemas.microsoft.com/office/word/2018/wordml/cex" xmlns:w16cid="http://schemas.microsoft.com/office/word/2016/wordml/cid" xmlns:w16="http://schemas.microsoft.com/office/word/2018/wordml" xmlns:w16du="http://schemas.microsoft.com/office/word/2023/wordml/word16du" xmlns:w16sdtdh="http://schemas.microsoft.com/office/word/2020/wordml/sdtdatahash" xmlns:w16sdtfl="http://schemas.microsoft.com/office/word/2024/wordml/sdtformatlock" xmlns:w16se="http://schemas.microsoft.com/office/word/2015/wordml/symex" xmlns:wpg="http://schemas.microsoft.com/office/word/2010/wordprocessingGroup" xmlns:wpi="http://schemas.microsoft.com/office/word/2010/wordprocessingInk" xmlns:wne="http://schemas.microsoft.com/office/word/2006/wordml" xmlns:wps="http://schemas.microsoft.com/office/word/2010/wordprocessingShape" mc:Ignorable="w14 w15 w16se w16cid w16 w16cex w16sdtdh w16sdtfl w16du wp14">
   <w:tbl>
     <w:tblPr>
       <w:tblW w:w="10469" w:type="dxa"/>
@@ -4688,37 +4784,9 @@
             <w:pStyle w:val="a5"/>
             <w:spacing w:line="166" w:lineRule="exact"/>
             <w:rPr>
-              <w:rFonts w:ascii="Arial" w:hAnsi="Arial" w:cs="Arial"/>
+              <w:rFonts w:ascii="Arial" w:hAnsi="Arial" w:cs="Arial" w:hint="eastAsia"/>
               <w:sz w:val="14"/>
               <w:szCs w:val="14"/>
-            </w:rPr>
-          </w:pPr>
-          <w:r>
-            <w:rPr>
-              <w:rFonts w:ascii="Arial" w:hAnsi="Arial" w:cs="Arial"/>
-              <w:sz w:val="14"/>
-              <w:szCs w:val="14"/>
-            </w:rPr>
-            <w:t>Note:</w:t>
-          </w:r>
-        </w:p>
-        <w:p>
-          <w:pPr>
-            <w:pStyle w:val="a5"/>
-            <w:numPr>
-              <w:ilvl w:val="0"/>
-              <w:numId w:val="33"/>
-            </w:numPr>
-            <w:tabs>
-              <w:tab w:val="left" w:pos="639"/>
-            </w:tabs>
-            <w:suppressAutoHyphens/>
-            <w:spacing w:line="166" w:lineRule="exact"/>
-            <w:rPr>
-              <w:rFonts w:ascii="Arial Narrow" w:eastAsia="黑体" w:hAnsi="Arial Narrow"/>
-              <w:b/>
-              <w:sz w:val="16"/>
-              <w:szCs w:val="16"/>
             </w:rPr>
           </w:pPr>
         </w:p>
@@ -4971,7 +5039,7 @@
 </file>
 
 <file path=word/footer3.xml><?xml version="1.0" encoding="utf-8"?>
-<w:ftr xmlns:wpc="http://schemas.microsoft.com/office/word/2010/wordprocessingCanvas" xmlns:cx="http://schemas.microsoft.com/office/drawing/2014/chartex" xmlns:cx1="http://schemas.microsoft.com/office/drawing/2015/9/8/chartex" xmlns:cx2="http://schemas.microsoft.com/office/drawing/2015/10/21/chartex" xmlns:cx3="http://schemas.microsoft.com/office/drawing/2016/5/9/chartex" xmlns:cx4="http://schemas.microsoft.com/office/drawing/2016/5/10/chartex" xmlns:cx5="http://schemas.microsoft.com/office/drawing/2016/5/11/chartex" xmlns:cx6="http://schemas.microsoft.com/office/drawing/2016/5/12/chartex" xmlns:cx7="http://schemas.microsoft.com/office/drawing/2016/5/13/chartex" xmlns:cx8="http://schemas.microsoft.com/office/drawing/2016/5/14/chartex" xmlns:mc="http://schemas.openxmlformats.org/markup-compatibility/2006" xmlns:aink="http://schemas.microsoft.com/office/drawing/2016/ink" xmlns:am3d="http://schemas.microsoft.com/office/drawing/2017/model3d" xmlns:o="urn:schemas-microsoft-com:office:office" xmlns:oel="http://schemas.microsoft.com/office/2019/extlst" xmlns:r="http://schemas.openxmlformats.org/officeDocument/2006/relationships" xmlns:m="http://schemas.openxmlformats.org/officeDocument/2006/math" xmlns:v="urn:schemas-microsoft-com:vml" xmlns:wp14="http://schemas.microsoft.com/office/word/2010/wordprocessingDrawing" xmlns:wp="http://schemas.openxmlformats.org/drawingml/2006/wordprocessingDrawing" xmlns:w10="urn:schemas-microsoft-com:office:word" xmlns:w="http://schemas.openxmlformats.org/wordprocessingml/2006/main" xmlns:w14="http://schemas.microsoft.com/office/word/2010/wordml" xmlns:w15="http://schemas.microsoft.com/office/word/2012/wordml" xmlns:w16cei="http://schemas.microsoft.com/office/word/2026/wordml/cei" xmlns:w16cex="http://schemas.microsoft.com/office/word/2018/wordml/cex" xmlns:w16cid="http://schemas.microsoft.com/office/word/2016/wordml/cid" xmlns:w16="http://schemas.microsoft.com/office/word/2018/wordml" xmlns:w16du="http://schemas.microsoft.com/office/word/2023/wordml/word16du" xmlns:w16sdtdh="http://schemas.microsoft.com/office/word/2020/wordml/sdtdatahash" xmlns:w16sdtfl="http://schemas.microsoft.com/office/word/2024/wordml/sdtformatlock" xmlns:w16se="http://schemas.microsoft.com/office/word/2015/wordml/symex" xmlns:wpg="http://schemas.microsoft.com/office/word/2010/wordprocessingGroup" xmlns:wpi="http://schemas.microsoft.com/office/word/2010/wordprocessingInk" xmlns:wne="http://schemas.microsoft.com/office/word/2006/wordml" xmlns:wps="http://schemas.microsoft.com/office/word/2010/wordprocessingShape" mc:Ignorable="w14 w15 w16se w16cid w16 w16cex w16sdtdh w16sdtfl w16du wp14">
+<w:ftr xmlns:wpc="http://schemas.microsoft.com/office/word/2010/wordprocessingCanvas" xmlns:cx="http://schemas.microsoft.com/office/drawing/2014/chartex" xmlns:cx1="http://schemas.microsoft.com/office/drawing/2015/9/8/chartex" xmlns:cx2="http://schemas.microsoft.com/office/drawing/2015/10/21/chartex" xmlns:cx3="http://schemas.microsoft.com/office/drawing/2016/5/9/chartex" xmlns:cx4="http://schemas.microsoft.com/office/drawing/2016/5/10/chartex" xmlns:cx5="http://schemas.microsoft.com/office/drawing/2016/5/11/chartex" xmlns:cx6="http://schemas.microsoft.com/office/drawing/2016/5/12/chartex" xmlns:cx7="http://schemas.microsoft.com/office/drawing/2016/5/13/chartex" xmlns:cx8="http://schemas.microsoft.com/office/drawing/2016/5/14/chartex" xmlns:mc="http://schemas.openxmlformats.org/markup-compatibility/2006" xmlns:aink="http://schemas.microsoft.com/office/drawing/2016/ink" xmlns:am3d="http://schemas.microsoft.com/office/drawing/2017/model3d" xmlns:o="urn:schemas-microsoft-com:office:office" xmlns:oel="http://schemas.microsoft.com/office/2019/extlst" xmlns:r="http://schemas.openxmlformats.org/officeDocument/2006/relationships" xmlns:m="http://schemas.openxmlformats.org/officeDocument/2006/math" xmlns:v="urn:schemas-microsoft-com:vml" xmlns:wp14="http://schemas.microsoft.com/office/word/2010/wordprocessingDrawing" xmlns:wp="http://schemas.openxmlformats.org/drawingml/2006/wordprocessingDrawing" xmlns:w10="urn:schemas-microsoft-com:office:word" xmlns:w="http://schemas.openxmlformats.org/wordprocessingml/2006/main" xmlns:w14="http://schemas.microsoft.com/office/word/2010/wordml" xmlns:w15="http://schemas.microsoft.com/office/word/2012/wordml" xmlns:w16cex="http://schemas.microsoft.com/office/word/2018/wordml/cex" xmlns:w16cid="http://schemas.microsoft.com/office/word/2016/wordml/cid" xmlns:w16="http://schemas.microsoft.com/office/word/2018/wordml" xmlns:w16du="http://schemas.microsoft.com/office/word/2023/wordml/word16du" xmlns:w16sdtdh="http://schemas.microsoft.com/office/word/2020/wordml/sdtdatahash" xmlns:w16sdtfl="http://schemas.microsoft.com/office/word/2024/wordml/sdtformatlock" xmlns:w16se="http://schemas.microsoft.com/office/word/2015/wordml/symex" xmlns:wpg="http://schemas.microsoft.com/office/word/2010/wordprocessingGroup" xmlns:wpi="http://schemas.microsoft.com/office/word/2010/wordprocessingInk" xmlns:wne="http://schemas.microsoft.com/office/word/2006/wordml" xmlns:wps="http://schemas.microsoft.com/office/word/2010/wordprocessingShape" mc:Ignorable="w14 w15 w16se w16cid w16 w16cex w16sdtdh w16sdtfl w16du wp14">
   <w:tbl>
     <w:tblPr>
       <w:tblW w:w="10469" w:type="dxa"/>
@@ -5395,8 +5463,6 @@
               <w:szCs w:val="16"/>
             </w:rPr>
           </w:pPr>
-          <w:bookmarkStart w:id="0" w:name="OLE_LINK4"/>
-          <w:bookmarkStart w:id="1" w:name="OLE_LINK5"/>
           <w:r>
             <w:rPr>
               <w:rFonts w:ascii="Arial Narrow" w:hAnsi="Arial Narrow"/>
@@ -5478,18 +5544,7 @@
               <w:sz w:val="16"/>
               <w:szCs w:val="16"/>
             </w:rPr>
-            <w:t>(2)</w:t>
-          </w:r>
-          <w:bookmarkEnd w:id="0"/>
-          <w:bookmarkEnd w:id="1"/>
-          <w:r>
-            <w:rPr>
-              <w:rFonts w:ascii="Arial Narrow" w:hAnsi="Arial Narrow"/>
-              <w:b/>
-              <w:sz w:val="16"/>
-              <w:szCs w:val="16"/>
-            </w:rPr>
-            <w:t xml:space="preserve"> The results relate only to the Items tested.</w:t>
+            <w:t>(2) The results relate only to the Items tested.</w:t>
           </w:r>
         </w:p>
         <w:p>
@@ -6510,7 +6565,7 @@
 </file>
 
 <file path=word/footer4.xml><?xml version="1.0" encoding="utf-8"?>
-<w:ftr xmlns:wpc="http://schemas.microsoft.com/office/word/2010/wordprocessingCanvas" xmlns:cx="http://schemas.microsoft.com/office/drawing/2014/chartex" xmlns:cx1="http://schemas.microsoft.com/office/drawing/2015/9/8/chartex" xmlns:cx2="http://schemas.microsoft.com/office/drawing/2015/10/21/chartex" xmlns:cx3="http://schemas.microsoft.com/office/drawing/2016/5/9/chartex" xmlns:cx4="http://schemas.microsoft.com/office/drawing/2016/5/10/chartex" xmlns:cx5="http://schemas.microsoft.com/office/drawing/2016/5/11/chartex" xmlns:cx6="http://schemas.microsoft.com/office/drawing/2016/5/12/chartex" xmlns:cx7="http://schemas.microsoft.com/office/drawing/2016/5/13/chartex" xmlns:cx8="http://schemas.microsoft.com/office/drawing/2016/5/14/chartex" xmlns:mc="http://schemas.openxmlformats.org/markup-compatibility/2006" xmlns:aink="http://schemas.microsoft.com/office/drawing/2016/ink" xmlns:am3d="http://schemas.microsoft.com/office/drawing/2017/model3d" xmlns:o="urn:schemas-microsoft-com:office:office" xmlns:oel="http://schemas.microsoft.com/office/2019/extlst" xmlns:r="http://schemas.openxmlformats.org/officeDocument/2006/relationships" xmlns:m="http://schemas.openxmlformats.org/officeDocument/2006/math" xmlns:v="urn:schemas-microsoft-com:vml" xmlns:wp14="http://schemas.microsoft.com/office/word/2010/wordprocessingDrawing" xmlns:wp="http://schemas.openxmlformats.org/drawingml/2006/wordprocessingDrawing" xmlns:w10="urn:schemas-microsoft-com:office:word" xmlns:w="http://schemas.openxmlformats.org/wordprocessingml/2006/main" xmlns:w14="http://schemas.microsoft.com/office/word/2010/wordml" xmlns:w15="http://schemas.microsoft.com/office/word/2012/wordml" xmlns:w16cei="http://schemas.microsoft.com/office/word/2026/wordml/cei" xmlns:w16cex="http://schemas.microsoft.com/office/word/2018/wordml/cex" xmlns:w16cid="http://schemas.microsoft.com/office/word/2016/wordml/cid" xmlns:w16="http://schemas.microsoft.com/office/word/2018/wordml" xmlns:w16du="http://schemas.microsoft.com/office/word/2023/wordml/word16du" xmlns:w16sdtdh="http://schemas.microsoft.com/office/word/2020/wordml/sdtdatahash" xmlns:w16sdtfl="http://schemas.microsoft.com/office/word/2024/wordml/sdtformatlock" xmlns:w16se="http://schemas.microsoft.com/office/word/2015/wordml/symex" xmlns:wpg="http://schemas.microsoft.com/office/word/2010/wordprocessingGroup" xmlns:wpi="http://schemas.microsoft.com/office/word/2010/wordprocessingInk" xmlns:wne="http://schemas.microsoft.com/office/word/2006/wordml" xmlns:wps="http://schemas.microsoft.com/office/word/2010/wordprocessingShape" mc:Ignorable="w14 w15 w16se w16cid w16 w16cex w16sdtdh w16sdtfl w16du wp14">
+<w:ftr xmlns:wpc="http://schemas.microsoft.com/office/word/2010/wordprocessingCanvas" xmlns:cx="http://schemas.microsoft.com/office/drawing/2014/chartex" xmlns:cx1="http://schemas.microsoft.com/office/drawing/2015/9/8/chartex" xmlns:cx2="http://schemas.microsoft.com/office/drawing/2015/10/21/chartex" xmlns:cx3="http://schemas.microsoft.com/office/drawing/2016/5/9/chartex" xmlns:cx4="http://schemas.microsoft.com/office/drawing/2016/5/10/chartex" xmlns:cx5="http://schemas.microsoft.com/office/drawing/2016/5/11/chartex" xmlns:cx6="http://schemas.microsoft.com/office/drawing/2016/5/12/chartex" xmlns:cx7="http://schemas.microsoft.com/office/drawing/2016/5/13/chartex" xmlns:cx8="http://schemas.microsoft.com/office/drawing/2016/5/14/chartex" xmlns:mc="http://schemas.openxmlformats.org/markup-compatibility/2006" xmlns:aink="http://schemas.microsoft.com/office/drawing/2016/ink" xmlns:am3d="http://schemas.microsoft.com/office/drawing/2017/model3d" xmlns:o="urn:schemas-microsoft-com:office:office" xmlns:oel="http://schemas.microsoft.com/office/2019/extlst" xmlns:r="http://schemas.openxmlformats.org/officeDocument/2006/relationships" xmlns:m="http://schemas.openxmlformats.org/officeDocument/2006/math" xmlns:v="urn:schemas-microsoft-com:vml" xmlns:wp14="http://schemas.microsoft.com/office/word/2010/wordprocessingDrawing" xmlns:wp="http://schemas.openxmlformats.org/drawingml/2006/wordprocessingDrawing" xmlns:w10="urn:schemas-microsoft-com:office:word" xmlns:w="http://schemas.openxmlformats.org/wordprocessingml/2006/main" xmlns:w14="http://schemas.microsoft.com/office/word/2010/wordml" xmlns:w15="http://schemas.microsoft.com/office/word/2012/wordml" xmlns:w16cex="http://schemas.microsoft.com/office/word/2018/wordml/cex" xmlns:w16cid="http://schemas.microsoft.com/office/word/2016/wordml/cid" xmlns:w16="http://schemas.microsoft.com/office/word/2018/wordml" xmlns:w16du="http://schemas.microsoft.com/office/word/2023/wordml/word16du" xmlns:w16sdtdh="http://schemas.microsoft.com/office/word/2020/wordml/sdtdatahash" xmlns:w16sdtfl="http://schemas.microsoft.com/office/word/2024/wordml/sdtformatlock" xmlns:w16se="http://schemas.microsoft.com/office/word/2015/wordml/symex" xmlns:wpg="http://schemas.microsoft.com/office/word/2010/wordprocessingGroup" xmlns:wpi="http://schemas.microsoft.com/office/word/2010/wordprocessingInk" xmlns:wne="http://schemas.microsoft.com/office/word/2006/wordml" xmlns:wps="http://schemas.microsoft.com/office/word/2010/wordprocessingShape" mc:Ignorable="w14 w15 w16se w16cid w16 w16cex w16sdtdh w16sdtfl w16du wp14">
   <w:tbl>
     <w:tblPr>
       <w:tblW w:w="10469" w:type="dxa"/>
@@ -7139,7 +7194,7 @@
 </file>
 
 <file path=word/footnotes.xml><?xml version="1.0" encoding="utf-8"?>
-<w:footnotes xmlns:wpc="http://schemas.microsoft.com/office/word/2010/wordprocessingCanvas" xmlns:cx="http://schemas.microsoft.com/office/drawing/2014/chartex" xmlns:cx1="http://schemas.microsoft.com/office/drawing/2015/9/8/chartex" xmlns:cx2="http://schemas.microsoft.com/office/drawing/2015/10/21/chartex" xmlns:cx3="http://schemas.microsoft.com/office/drawing/2016/5/9/chartex" xmlns:cx4="http://schemas.microsoft.com/office/drawing/2016/5/10/chartex" xmlns:cx5="http://schemas.microsoft.com/office/drawing/2016/5/11/chartex" xmlns:cx6="http://schemas.microsoft.com/office/drawing/2016/5/12/chartex" xmlns:cx7="http://schemas.microsoft.com/office/drawing/2016/5/13/chartex" xmlns:cx8="http://schemas.microsoft.com/office/drawing/2016/5/14/chartex" xmlns:mc="http://schemas.openxmlformats.org/markup-compatibility/2006" xmlns:aink="http://schemas.microsoft.com/office/drawing/2016/ink" xmlns:am3d="http://schemas.microsoft.com/office/drawing/2017/model3d" xmlns:o="urn:schemas-microsoft-com:office:office" xmlns:oel="http://schemas.microsoft.com/office/2019/extlst" xmlns:r="http://schemas.openxmlformats.org/officeDocument/2006/relationships" xmlns:m="http://schemas.openxmlformats.org/officeDocument/2006/math" xmlns:v="urn:schemas-microsoft-com:vml" xmlns:wp14="http://schemas.microsoft.com/office/word/2010/wordprocessingDrawing" xmlns:wp="http://schemas.openxmlformats.org/drawingml/2006/wordprocessingDrawing" xmlns:w10="urn:schemas-microsoft-com:office:word" xmlns:w="http://schemas.openxmlformats.org/wordprocessingml/2006/main" xmlns:w14="http://schemas.microsoft.com/office/word/2010/wordml" xmlns:w15="http://schemas.microsoft.com/office/word/2012/wordml" xmlns:w16cei="http://schemas.microsoft.com/office/word/2026/wordml/cei" xmlns:w16cex="http://schemas.microsoft.com/office/word/2018/wordml/cex" xmlns:w16cid="http://schemas.microsoft.com/office/word/2016/wordml/cid" xmlns:w16="http://schemas.microsoft.com/office/word/2018/wordml" xmlns:w16du="http://schemas.microsoft.com/office/word/2023/wordml/word16du" xmlns:w16sdtdh="http://schemas.microsoft.com/office/word/2020/wordml/sdtdatahash" xmlns:w16sdtfl="http://schemas.microsoft.com/office/word/2024/wordml/sdtformatlock" xmlns:w16se="http://schemas.microsoft.com/office/word/2015/wordml/symex" xmlns:wpg="http://schemas.microsoft.com/office/word/2010/wordprocessingGroup" xmlns:wpi="http://schemas.microsoft.com/office/word/2010/wordprocessingInk" xmlns:wne="http://schemas.microsoft.com/office/word/2006/wordml" xmlns:wps="http://schemas.microsoft.com/office/word/2010/wordprocessingShape" mc:Ignorable="w14 w15 w16se w16cid w16 w16cex w16sdtdh w16sdtfl w16du wp14">
+<w:footnotes xmlns:wpc="http://schemas.microsoft.com/office/word/2010/wordprocessingCanvas" xmlns:cx="http://schemas.microsoft.com/office/drawing/2014/chartex" xmlns:cx1="http://schemas.microsoft.com/office/drawing/2015/9/8/chartex" xmlns:cx2="http://schemas.microsoft.com/office/drawing/2015/10/21/chartex" xmlns:cx3="http://schemas.microsoft.com/office/drawing/2016/5/9/chartex" xmlns:cx4="http://schemas.microsoft.com/office/drawing/2016/5/10/chartex" xmlns:cx5="http://schemas.microsoft.com/office/drawing/2016/5/11/chartex" xmlns:cx6="http://schemas.microsoft.com/office/drawing/2016/5/12/chartex" xmlns:cx7="http://schemas.microsoft.com/office/drawing/2016/5/13/chartex" xmlns:cx8="http://schemas.microsoft.com/office/drawing/2016/5/14/chartex" xmlns:mc="http://schemas.openxmlformats.org/markup-compatibility/2006" xmlns:aink="http://schemas.microsoft.com/office/drawing/2016/ink" xmlns:am3d="http://schemas.microsoft.com/office/drawing/2017/model3d" xmlns:o="urn:schemas-microsoft-com:office:office" xmlns:oel="http://schemas.microsoft.com/office/2019/extlst" xmlns:r="http://schemas.openxmlformats.org/officeDocument/2006/relationships" xmlns:m="http://schemas.openxmlformats.org/officeDocument/2006/math" xmlns:v="urn:schemas-microsoft-com:vml" xmlns:wp14="http://schemas.microsoft.com/office/word/2010/wordprocessingDrawing" xmlns:wp="http://schemas.openxmlformats.org/drawingml/2006/wordprocessingDrawing" xmlns:w10="urn:schemas-microsoft-com:office:word" xmlns:w="http://schemas.openxmlformats.org/wordprocessingml/2006/main" xmlns:w14="http://schemas.microsoft.com/office/word/2010/wordml" xmlns:w15="http://schemas.microsoft.com/office/word/2012/wordml" xmlns:w16cex="http://schemas.microsoft.com/office/word/2018/wordml/cex" xmlns:w16cid="http://schemas.microsoft.com/office/word/2016/wordml/cid" xmlns:w16="http://schemas.microsoft.com/office/word/2018/wordml" xmlns:w16du="http://schemas.microsoft.com/office/word/2023/wordml/word16du" xmlns:w16sdtdh="http://schemas.microsoft.com/office/word/2020/wordml/sdtdatahash" xmlns:w16sdtfl="http://schemas.microsoft.com/office/word/2024/wordml/sdtformatlock" xmlns:w16se="http://schemas.microsoft.com/office/word/2015/wordml/symex" xmlns:wpg="http://schemas.microsoft.com/office/word/2010/wordprocessingGroup" xmlns:wpi="http://schemas.microsoft.com/office/word/2010/wordprocessingInk" xmlns:wne="http://schemas.microsoft.com/office/word/2006/wordml" xmlns:wps="http://schemas.microsoft.com/office/word/2010/wordprocessingShape" mc:Ignorable="w14 w15 w16se w16cid w16 w16cex w16sdtdh w16sdtfl w16du wp14">
   <w:footnote w:type="separator" w:id="-1">
     <w:p>
       <w:pPr>
@@ -7164,7 +7219,7 @@
 </file>
 
 <file path=word/header1.xml><?xml version="1.0" encoding="utf-8"?>
-<w:hdr xmlns:wpc="http://schemas.microsoft.com/office/word/2010/wordprocessingCanvas" xmlns:cx="http://schemas.microsoft.com/office/drawing/2014/chartex" xmlns:cx1="http://schemas.microsoft.com/office/drawing/2015/9/8/chartex" xmlns:cx2="http://schemas.microsoft.com/office/drawing/2015/10/21/chartex" xmlns:cx3="http://schemas.microsoft.com/office/drawing/2016/5/9/chartex" xmlns:cx4="http://schemas.microsoft.com/office/drawing/2016/5/10/chartex" xmlns:cx5="http://schemas.microsoft.com/office/drawing/2016/5/11/chartex" xmlns:cx6="http://schemas.microsoft.com/office/drawing/2016/5/12/chartex" xmlns:cx7="http://schemas.microsoft.com/office/drawing/2016/5/13/chartex" xmlns:cx8="http://schemas.microsoft.com/office/drawing/2016/5/14/chartex" xmlns:mc="http://schemas.openxmlformats.org/markup-compatibility/2006" xmlns:aink="http://schemas.microsoft.com/office/drawing/2016/ink" xmlns:am3d="http://schemas.microsoft.com/office/drawing/2017/model3d" xmlns:o="urn:schemas-microsoft-com:office:office" xmlns:oel="http://schemas.microsoft.com/office/2019/extlst" xmlns:r="http://schemas.openxmlformats.org/officeDocument/2006/relationships" xmlns:m="http://schemas.openxmlformats.org/officeDocument/2006/math" xmlns:v="urn:schemas-microsoft-com:vml" xmlns:wp14="http://schemas.microsoft.com/office/word/2010/wordprocessingDrawing" xmlns:wp="http://schemas.openxmlformats.org/drawingml/2006/wordprocessingDrawing" xmlns:w10="urn:schemas-microsoft-com:office:word" xmlns:w="http://schemas.openxmlformats.org/wordprocessingml/2006/main" xmlns:w14="http://schemas.microsoft.com/office/word/2010/wordml" xmlns:w15="http://schemas.microsoft.com/office/word/2012/wordml" xmlns:w16cei="http://schemas.microsoft.com/office/word/2026/wordml/cei" xmlns:w16cex="http://schemas.microsoft.com/office/word/2018/wordml/cex" xmlns:w16cid="http://schemas.microsoft.com/office/word/2016/wordml/cid" xmlns:w16="http://schemas.microsoft.com/office/word/2018/wordml" xmlns:w16du="http://schemas.microsoft.com/office/word/2023/wordml/word16du" xmlns:w16sdtdh="http://schemas.microsoft.com/office/word/2020/wordml/sdtdatahash" xmlns:w16sdtfl="http://schemas.microsoft.com/office/word/2024/wordml/sdtformatlock" xmlns:w16se="http://schemas.microsoft.com/office/word/2015/wordml/symex" xmlns:wpg="http://schemas.microsoft.com/office/word/2010/wordprocessingGroup" xmlns:wpi="http://schemas.microsoft.com/office/word/2010/wordprocessingInk" xmlns:wne="http://schemas.microsoft.com/office/word/2006/wordml" xmlns:wps="http://schemas.microsoft.com/office/word/2010/wordprocessingShape" mc:Ignorable="w14 w15 w16se w16cid w16 w16cex w16sdtdh w16sdtfl w16du wp14">
+<w:hdr xmlns:wpc="http://schemas.microsoft.com/office/word/2010/wordprocessingCanvas" xmlns:cx="http://schemas.microsoft.com/office/drawing/2014/chartex" xmlns:cx1="http://schemas.microsoft.com/office/drawing/2015/9/8/chartex" xmlns:cx2="http://schemas.microsoft.com/office/drawing/2015/10/21/chartex" xmlns:cx3="http://schemas.microsoft.com/office/drawing/2016/5/9/chartex" xmlns:cx4="http://schemas.microsoft.com/office/drawing/2016/5/10/chartex" xmlns:cx5="http://schemas.microsoft.com/office/drawing/2016/5/11/chartex" xmlns:cx6="http://schemas.microsoft.com/office/drawing/2016/5/12/chartex" xmlns:cx7="http://schemas.microsoft.com/office/drawing/2016/5/13/chartex" xmlns:cx8="http://schemas.microsoft.com/office/drawing/2016/5/14/chartex" xmlns:mc="http://schemas.openxmlformats.org/markup-compatibility/2006" xmlns:aink="http://schemas.microsoft.com/office/drawing/2016/ink" xmlns:am3d="http://schemas.microsoft.com/office/drawing/2017/model3d" xmlns:o="urn:schemas-microsoft-com:office:office" xmlns:oel="http://schemas.microsoft.com/office/2019/extlst" xmlns:r="http://schemas.openxmlformats.org/officeDocument/2006/relationships" xmlns:m="http://schemas.openxmlformats.org/officeDocument/2006/math" xmlns:v="urn:schemas-microsoft-com:vml" xmlns:wp14="http://schemas.microsoft.com/office/word/2010/wordprocessingDrawing" xmlns:wp="http://schemas.openxmlformats.org/drawingml/2006/wordprocessingDrawing" xmlns:w10="urn:schemas-microsoft-com:office:word" xmlns:w="http://schemas.openxmlformats.org/wordprocessingml/2006/main" xmlns:w14="http://schemas.microsoft.com/office/word/2010/wordml" xmlns:w15="http://schemas.microsoft.com/office/word/2012/wordml" xmlns:w16cex="http://schemas.microsoft.com/office/word/2018/wordml/cex" xmlns:w16cid="http://schemas.microsoft.com/office/word/2016/wordml/cid" xmlns:w16="http://schemas.microsoft.com/office/word/2018/wordml" xmlns:w16du="http://schemas.microsoft.com/office/word/2023/wordml/word16du" xmlns:w16sdtdh="http://schemas.microsoft.com/office/word/2020/wordml/sdtdatahash" xmlns:w16sdtfl="http://schemas.microsoft.com/office/word/2024/wordml/sdtformatlock" xmlns:w16se="http://schemas.microsoft.com/office/word/2015/wordml/symex" xmlns:wpg="http://schemas.microsoft.com/office/word/2010/wordprocessingGroup" xmlns:wpi="http://schemas.microsoft.com/office/word/2010/wordprocessingInk" xmlns:wne="http://schemas.microsoft.com/office/word/2006/wordml" xmlns:wps="http://schemas.microsoft.com/office/word/2010/wordprocessingShape" mc:Ignorable="w14 w15 w16se w16cid w16 w16cex w16sdtdh w16sdtfl w16du wp14">
   <w:p>
     <w:pPr>
       <w:pStyle w:val="a3"/>
@@ -7204,7 +7259,7 @@
 </file>
 
 <file path=word/header2.xml><?xml version="1.0" encoding="utf-8"?>
-<w:hdr xmlns:wpc="http://schemas.microsoft.com/office/word/2010/wordprocessingCanvas" xmlns:cx="http://schemas.microsoft.com/office/drawing/2014/chartex" xmlns:cx1="http://schemas.microsoft.com/office/drawing/2015/9/8/chartex" xmlns:cx2="http://schemas.microsoft.com/office/drawing/2015/10/21/chartex" xmlns:cx3="http://schemas.microsoft.com/office/drawing/2016/5/9/chartex" xmlns:cx4="http://schemas.microsoft.com/office/drawing/2016/5/10/chartex" xmlns:cx5="http://schemas.microsoft.com/office/drawing/2016/5/11/chartex" xmlns:cx6="http://schemas.microsoft.com/office/drawing/2016/5/12/chartex" xmlns:cx7="http://schemas.microsoft.com/office/drawing/2016/5/13/chartex" xmlns:cx8="http://schemas.microsoft.com/office/drawing/2016/5/14/chartex" xmlns:mc="http://schemas.openxmlformats.org/markup-compatibility/2006" xmlns:aink="http://schemas.microsoft.com/office/drawing/2016/ink" xmlns:am3d="http://schemas.microsoft.com/office/drawing/2017/model3d" xmlns:o="urn:schemas-microsoft-com:office:office" xmlns:oel="http://schemas.microsoft.com/office/2019/extlst" xmlns:r="http://schemas.openxmlformats.org/officeDocument/2006/relationships" xmlns:m="http://schemas.openxmlformats.org/officeDocument/2006/math" xmlns:v="urn:schemas-microsoft-com:vml" xmlns:wp14="http://schemas.microsoft.com/office/word/2010/wordprocessingDrawing" xmlns:wp="http://schemas.openxmlformats.org/drawingml/2006/wordprocessingDrawing" xmlns:w10="urn:schemas-microsoft-com:office:word" xmlns:w="http://schemas.openxmlformats.org/wordprocessingml/2006/main" xmlns:w14="http://schemas.microsoft.com/office/word/2010/wordml" xmlns:w15="http://schemas.microsoft.com/office/word/2012/wordml" xmlns:w16cei="http://schemas.microsoft.com/office/word/2026/wordml/cei" xmlns:w16cex="http://schemas.microsoft.com/office/word/2018/wordml/cex" xmlns:w16cid="http://schemas.microsoft.com/office/word/2016/wordml/cid" xmlns:w16="http://schemas.microsoft.com/office/word/2018/wordml" xmlns:w16du="http://schemas.microsoft.com/office/word/2023/wordml/word16du" xmlns:w16sdtdh="http://schemas.microsoft.com/office/word/2020/wordml/sdtdatahash" xmlns:w16sdtfl="http://schemas.microsoft.com/office/word/2024/wordml/sdtformatlock" xmlns:w16se="http://schemas.microsoft.com/office/word/2015/wordml/symex" xmlns:wpg="http://schemas.microsoft.com/office/word/2010/wordprocessingGroup" xmlns:wpi="http://schemas.microsoft.com/office/word/2010/wordprocessingInk" xmlns:wne="http://schemas.microsoft.com/office/word/2006/wordml" xmlns:wps="http://schemas.microsoft.com/office/word/2010/wordprocessingShape" mc:Ignorable="w14 w15 w16se w16cid w16 w16cex w16sdtdh w16sdtfl w16du wp14">
+<w:hdr xmlns:wpc="http://schemas.microsoft.com/office/word/2010/wordprocessingCanvas" xmlns:cx="http://schemas.microsoft.com/office/drawing/2014/chartex" xmlns:cx1="http://schemas.microsoft.com/office/drawing/2015/9/8/chartex" xmlns:cx2="http://schemas.microsoft.com/office/drawing/2015/10/21/chartex" xmlns:cx3="http://schemas.microsoft.com/office/drawing/2016/5/9/chartex" xmlns:cx4="http://schemas.microsoft.com/office/drawing/2016/5/10/chartex" xmlns:cx5="http://schemas.microsoft.com/office/drawing/2016/5/11/chartex" xmlns:cx6="http://schemas.microsoft.com/office/drawing/2016/5/12/chartex" xmlns:cx7="http://schemas.microsoft.com/office/drawing/2016/5/13/chartex" xmlns:cx8="http://schemas.microsoft.com/office/drawing/2016/5/14/chartex" xmlns:mc="http://schemas.openxmlformats.org/markup-compatibility/2006" xmlns:aink="http://schemas.microsoft.com/office/drawing/2016/ink" xmlns:am3d="http://schemas.microsoft.com/office/drawing/2017/model3d" xmlns:o="urn:schemas-microsoft-com:office:office" xmlns:oel="http://schemas.microsoft.com/office/2019/extlst" xmlns:r="http://schemas.openxmlformats.org/officeDocument/2006/relationships" xmlns:m="http://schemas.openxmlformats.org/officeDocument/2006/math" xmlns:v="urn:schemas-microsoft-com:vml" xmlns:wp14="http://schemas.microsoft.com/office/word/2010/wordprocessingDrawing" xmlns:wp="http://schemas.openxmlformats.org/drawingml/2006/wordprocessingDrawing" xmlns:w10="urn:schemas-microsoft-com:office:word" xmlns:w="http://schemas.openxmlformats.org/wordprocessingml/2006/main" xmlns:w14="http://schemas.microsoft.com/office/word/2010/wordml" xmlns:w15="http://schemas.microsoft.com/office/word/2012/wordml" xmlns:w16cex="http://schemas.microsoft.com/office/word/2018/wordml/cex" xmlns:w16cid="http://schemas.microsoft.com/office/word/2016/wordml/cid" xmlns:w16="http://schemas.microsoft.com/office/word/2018/wordml" xmlns:w16du="http://schemas.microsoft.com/office/word/2023/wordml/word16du" xmlns:w16sdtdh="http://schemas.microsoft.com/office/word/2020/wordml/sdtdatahash" xmlns:w16sdtfl="http://schemas.microsoft.com/office/word/2024/wordml/sdtformatlock" xmlns:w16se="http://schemas.microsoft.com/office/word/2015/wordml/symex" xmlns:wpg="http://schemas.microsoft.com/office/word/2010/wordprocessingGroup" xmlns:wpi="http://schemas.microsoft.com/office/word/2010/wordprocessingInk" xmlns:wne="http://schemas.microsoft.com/office/word/2006/wordml" xmlns:wps="http://schemas.microsoft.com/office/word/2010/wordprocessingShape" mc:Ignorable="w14 w15 w16se w16cid w16 w16cex w16sdtdh w16sdtfl w16du wp14">
   <w:p>
     <w:pPr>
       <w:pStyle w:val="a3"/>
@@ -7259,21 +7314,14 @@
               <w:rFonts w:asciiTheme="minorEastAsia" w:eastAsiaTheme="minorEastAsia" w:hAnsiTheme="minorEastAsia" w:cs="Arial" w:hint="eastAsia"/>
               <w:bCs/>
             </w:rPr>
-            <w:t>表格编号: NGB_SFL_F_7.8_</w:t>
+            <w:t>表格编号: NGB_SFL_F_7.8</w:t>
           </w:r>
           <w:r>
             <w:rPr>
               <w:rFonts w:asciiTheme="minorEastAsia" w:eastAsiaTheme="minorEastAsia" w:hAnsiTheme="minorEastAsia" w:cs="Arial" w:hint="eastAsia"/>
               <w:bCs/>
             </w:rPr>
-            <w:t xml:space="preserve"> </w:t>
-          </w:r>
-          <w:r>
-            <w:rPr>
-              <w:rFonts w:asciiTheme="minorEastAsia" w:eastAsiaTheme="minorEastAsia" w:hAnsiTheme="minorEastAsia" w:cs="Arial" w:hint="eastAsia"/>
-              <w:bCs/>
-            </w:rPr>
-            <w:t>Mango_WET</w:t>
+            <w:t>_WET</w:t>
           </w:r>
           <w:r>
             <w:rPr>
@@ -7394,7 +7442,7 @@
 </file>
 
 <file path=word/header3.xml><?xml version="1.0" encoding="utf-8"?>
-<w:hdr xmlns:wpc="http://schemas.microsoft.com/office/word/2010/wordprocessingCanvas" xmlns:cx="http://schemas.microsoft.com/office/drawing/2014/chartex" xmlns:cx1="http://schemas.microsoft.com/office/drawing/2015/9/8/chartex" xmlns:cx2="http://schemas.microsoft.com/office/drawing/2015/10/21/chartex" xmlns:cx3="http://schemas.microsoft.com/office/drawing/2016/5/9/chartex" xmlns:cx4="http://schemas.microsoft.com/office/drawing/2016/5/10/chartex" xmlns:cx5="http://schemas.microsoft.com/office/drawing/2016/5/11/chartex" xmlns:cx6="http://schemas.microsoft.com/office/drawing/2016/5/12/chartex" xmlns:cx7="http://schemas.microsoft.com/office/drawing/2016/5/13/chartex" xmlns:cx8="http://schemas.microsoft.com/office/drawing/2016/5/14/chartex" xmlns:mc="http://schemas.openxmlformats.org/markup-compatibility/2006" xmlns:aink="http://schemas.microsoft.com/office/drawing/2016/ink" xmlns:am3d="http://schemas.microsoft.com/office/drawing/2017/model3d" xmlns:o="urn:schemas-microsoft-com:office:office" xmlns:oel="http://schemas.microsoft.com/office/2019/extlst" xmlns:r="http://schemas.openxmlformats.org/officeDocument/2006/relationships" xmlns:m="http://schemas.openxmlformats.org/officeDocument/2006/math" xmlns:v="urn:schemas-microsoft-com:vml" xmlns:wp14="http://schemas.microsoft.com/office/word/2010/wordprocessingDrawing" xmlns:wp="http://schemas.openxmlformats.org/drawingml/2006/wordprocessingDrawing" xmlns:w10="urn:schemas-microsoft-com:office:word" xmlns:w="http://schemas.openxmlformats.org/wordprocessingml/2006/main" xmlns:w14="http://schemas.microsoft.com/office/word/2010/wordml" xmlns:w15="http://schemas.microsoft.com/office/word/2012/wordml" xmlns:w16cei="http://schemas.microsoft.com/office/word/2026/wordml/cei" xmlns:w16cex="http://schemas.microsoft.com/office/word/2018/wordml/cex" xmlns:w16cid="http://schemas.microsoft.com/office/word/2016/wordml/cid" xmlns:w16="http://schemas.microsoft.com/office/word/2018/wordml" xmlns:w16du="http://schemas.microsoft.com/office/word/2023/wordml/word16du" xmlns:w16sdtdh="http://schemas.microsoft.com/office/word/2020/wordml/sdtdatahash" xmlns:w16sdtfl="http://schemas.microsoft.com/office/word/2024/wordml/sdtformatlock" xmlns:w16se="http://schemas.microsoft.com/office/word/2015/wordml/symex" xmlns:wpg="http://schemas.microsoft.com/office/word/2010/wordprocessingGroup" xmlns:wpi="http://schemas.microsoft.com/office/word/2010/wordprocessingInk" xmlns:wne="http://schemas.microsoft.com/office/word/2006/wordml" xmlns:wps="http://schemas.microsoft.com/office/word/2010/wordprocessingShape" mc:Ignorable="w14 w15 w16se w16cid w16 w16cex w16sdtdh w16sdtfl w16du wp14">
+<w:hdr xmlns:wpc="http://schemas.microsoft.com/office/word/2010/wordprocessingCanvas" xmlns:cx="http://schemas.microsoft.com/office/drawing/2014/chartex" xmlns:cx1="http://schemas.microsoft.com/office/drawing/2015/9/8/chartex" xmlns:cx2="http://schemas.microsoft.com/office/drawing/2015/10/21/chartex" xmlns:cx3="http://schemas.microsoft.com/office/drawing/2016/5/9/chartex" xmlns:cx4="http://schemas.microsoft.com/office/drawing/2016/5/10/chartex" xmlns:cx5="http://schemas.microsoft.com/office/drawing/2016/5/11/chartex" xmlns:cx6="http://schemas.microsoft.com/office/drawing/2016/5/12/chartex" xmlns:cx7="http://schemas.microsoft.com/office/drawing/2016/5/13/chartex" xmlns:cx8="http://schemas.microsoft.com/office/drawing/2016/5/14/chartex" xmlns:mc="http://schemas.openxmlformats.org/markup-compatibility/2006" xmlns:aink="http://schemas.microsoft.com/office/drawing/2016/ink" xmlns:am3d="http://schemas.microsoft.com/office/drawing/2017/model3d" xmlns:o="urn:schemas-microsoft-com:office:office" xmlns:oel="http://schemas.microsoft.com/office/2019/extlst" xmlns:r="http://schemas.openxmlformats.org/officeDocument/2006/relationships" xmlns:m="http://schemas.openxmlformats.org/officeDocument/2006/math" xmlns:v="urn:schemas-microsoft-com:vml" xmlns:wp14="http://schemas.microsoft.com/office/word/2010/wordprocessingDrawing" xmlns:wp="http://schemas.openxmlformats.org/drawingml/2006/wordprocessingDrawing" xmlns:w10="urn:schemas-microsoft-com:office:word" xmlns:w="http://schemas.openxmlformats.org/wordprocessingml/2006/main" xmlns:w14="http://schemas.microsoft.com/office/word/2010/wordml" xmlns:w15="http://schemas.microsoft.com/office/word/2012/wordml" xmlns:w16cex="http://schemas.microsoft.com/office/word/2018/wordml/cex" xmlns:w16cid="http://schemas.microsoft.com/office/word/2016/wordml/cid" xmlns:w16="http://schemas.microsoft.com/office/word/2018/wordml" xmlns:w16du="http://schemas.microsoft.com/office/word/2023/wordml/word16du" xmlns:w16sdtdh="http://schemas.microsoft.com/office/word/2020/wordml/sdtdatahash" xmlns:w16sdtfl="http://schemas.microsoft.com/office/word/2024/wordml/sdtformatlock" xmlns:w16se="http://schemas.microsoft.com/office/word/2015/wordml/symex" xmlns:wpg="http://schemas.microsoft.com/office/word/2010/wordprocessingGroup" xmlns:wpi="http://schemas.microsoft.com/office/word/2010/wordprocessingInk" xmlns:wne="http://schemas.microsoft.com/office/word/2006/wordml" xmlns:wps="http://schemas.microsoft.com/office/word/2010/wordprocessingShape" mc:Ignorable="w14 w15 w16se w16cid w16 w16cex w16sdtdh w16sdtfl w16du wp14">
   <w:p>
     <w:pPr>
       <w:pStyle w:val="a3"/>
@@ -7909,7 +7957,7 @@
 </file>
 
 <file path=word/numbering.xml><?xml version="1.0" encoding="utf-8"?>
-<w:numbering xmlns:wpc="http://schemas.microsoft.com/office/word/2010/wordprocessingCanvas" xmlns:cx="http://schemas.microsoft.com/office/drawing/2014/chartex" xmlns:cx1="http://schemas.microsoft.com/office/drawing/2015/9/8/chartex" xmlns:cx2="http://schemas.microsoft.com/office/drawing/2015/10/21/chartex" xmlns:cx3="http://schemas.microsoft.com/office/drawing/2016/5/9/chartex" xmlns:cx4="http://schemas.microsoft.com/office/drawing/2016/5/10/chartex" xmlns:cx5="http://schemas.microsoft.com/office/drawing/2016/5/11/chartex" xmlns:cx6="http://schemas.microsoft.com/office/drawing/2016/5/12/chartex" xmlns:cx7="http://schemas.microsoft.com/office/drawing/2016/5/13/chartex" xmlns:cx8="http://schemas.microsoft.com/office/drawing/2016/5/14/chartex" xmlns:mc="http://schemas.openxmlformats.org/markup-compatibility/2006" xmlns:aink="http://schemas.microsoft.com/office/drawing/2016/ink" xmlns:am3d="http://schemas.microsoft.com/office/drawing/2017/model3d" xmlns:o="urn:schemas-microsoft-com:office:office" xmlns:oel="http://schemas.microsoft.com/office/2019/extlst" xmlns:r="http://schemas.openxmlformats.org/officeDocument/2006/relationships" xmlns:m="http://schemas.openxmlformats.org/officeDocument/2006/math" xmlns:v="urn:schemas-microsoft-com:vml" xmlns:wp14="http://schemas.microsoft.com/office/word/2010/wordprocessingDrawing" xmlns:wp="http://schemas.openxmlformats.org/drawingml/2006/wordprocessingDrawing" xmlns:w10="urn:schemas-microsoft-com:office:word" xmlns:w="http://schemas.openxmlformats.org/wordprocessingml/2006/main" xmlns:w14="http://schemas.microsoft.com/office/word/2010/wordml" xmlns:w15="http://schemas.microsoft.com/office/word/2012/wordml" xmlns:w16cei="http://schemas.microsoft.com/office/word/2026/wordml/cei" xmlns:w16cex="http://schemas.microsoft.com/office/word/2018/wordml/cex" xmlns:w16cid="http://schemas.microsoft.com/office/word/2016/wordml/cid" xmlns:w16="http://schemas.microsoft.com/office/word/2018/wordml" xmlns:w16du="http://schemas.microsoft.com/office/word/2023/wordml/word16du" xmlns:w16sdtdh="http://schemas.microsoft.com/office/word/2020/wordml/sdtdatahash" xmlns:w16sdtfl="http://schemas.microsoft.com/office/word/2024/wordml/sdtformatlock" xmlns:w16se="http://schemas.microsoft.com/office/word/2015/wordml/symex" xmlns:wpg="http://schemas.microsoft.com/office/word/2010/wordprocessingGroup" xmlns:wpi="http://schemas.microsoft.com/office/word/2010/wordprocessingInk" xmlns:wne="http://schemas.microsoft.com/office/word/2006/wordml" xmlns:wps="http://schemas.microsoft.com/office/word/2010/wordprocessingShape" mc:Ignorable="w14 w15 w16se w16cid w16 w16cex w16sdtdh w16sdtfl w16du wp14">
+<w:numbering xmlns:wpc="http://schemas.microsoft.com/office/word/2010/wordprocessingCanvas" xmlns:cx="http://schemas.microsoft.com/office/drawing/2014/chartex" xmlns:cx1="http://schemas.microsoft.com/office/drawing/2015/9/8/chartex" xmlns:cx2="http://schemas.microsoft.com/office/drawing/2015/10/21/chartex" xmlns:cx3="http://schemas.microsoft.com/office/drawing/2016/5/9/chartex" xmlns:cx4="http://schemas.microsoft.com/office/drawing/2016/5/10/chartex" xmlns:cx5="http://schemas.microsoft.com/office/drawing/2016/5/11/chartex" xmlns:cx6="http://schemas.microsoft.com/office/drawing/2016/5/12/chartex" xmlns:cx7="http://schemas.microsoft.com/office/drawing/2016/5/13/chartex" xmlns:cx8="http://schemas.microsoft.com/office/drawing/2016/5/14/chartex" xmlns:mc="http://schemas.openxmlformats.org/markup-compatibility/2006" xmlns:aink="http://schemas.microsoft.com/office/drawing/2016/ink" xmlns:am3d="http://schemas.microsoft.com/office/drawing/2017/model3d" xmlns:o="urn:schemas-microsoft-com:office:office" xmlns:oel="http://schemas.microsoft.com/office/2019/extlst" xmlns:r="http://schemas.openxmlformats.org/officeDocument/2006/relationships" xmlns:m="http://schemas.openxmlformats.org/officeDocument/2006/math" xmlns:v="urn:schemas-microsoft-com:vml" xmlns:wp14="http://schemas.microsoft.com/office/word/2010/wordprocessingDrawing" xmlns:wp="http://schemas.openxmlformats.org/drawingml/2006/wordprocessingDrawing" xmlns:w10="urn:schemas-microsoft-com:office:word" xmlns:w="http://schemas.openxmlformats.org/wordprocessingml/2006/main" xmlns:w14="http://schemas.microsoft.com/office/word/2010/wordml" xmlns:w15="http://schemas.microsoft.com/office/word/2012/wordml" xmlns:w16cex="http://schemas.microsoft.com/office/word/2018/wordml/cex" xmlns:w16cid="http://schemas.microsoft.com/office/word/2016/wordml/cid" xmlns:w16="http://schemas.microsoft.com/office/word/2018/wordml" xmlns:w16du="http://schemas.microsoft.com/office/word/2023/wordml/word16du" xmlns:w16sdtdh="http://schemas.microsoft.com/office/word/2020/wordml/sdtdatahash" xmlns:w16sdtfl="http://schemas.microsoft.com/office/word/2024/wordml/sdtformatlock" xmlns:w16se="http://schemas.microsoft.com/office/word/2015/wordml/symex" xmlns:wpg="http://schemas.microsoft.com/office/word/2010/wordprocessingGroup" xmlns:wpi="http://schemas.microsoft.com/office/word/2010/wordprocessingInk" xmlns:wne="http://schemas.microsoft.com/office/word/2006/wordml" xmlns:wps="http://schemas.microsoft.com/office/word/2010/wordprocessingShape" mc:Ignorable="w14 w15 w16se w16cid w16 w16cex w16sdtdh w16sdtfl w16du wp14">
   <w:abstractNum w:abstractNumId="0" w15:restartNumberingAfterBreak="0">
     <w:nsid w:val="015721DC"/>
     <w:multiLevelType w:val="hybridMultilevel"/>
